--- a/Visa2026.Module/Resources/Form_16.docx
+++ b/Visa2026.Module/Resources/Form_16.docx
@@ -151,6 +151,41 @@
               </w:rPr>
               <w:t xml:space="preserve">  </w:t>
             </w:r>
+            <w:r>
+              <w:rPr>
+                <w:rFonts w:ascii="Times New Roman" w:hAnsi="Times New Roman"/>
+                <w:b w:val="1"/>
+              </w:rPr>
+              <w:fldChar w:fldCharType="begin"/>
+            </w:r>
+            <w:r>
+              <w:rPr>
+                <w:rFonts w:ascii="Times New Roman" w:hAnsi="Times New Roman"/>
+                <w:b w:val="1"/>
+              </w:rPr>
+              <w:instrText xml:space="preserve">MERGEFIELD PersonFullName</w:instrText>
+            </w:r>
+            <w:r>
+              <w:rPr>
+                <w:rFonts w:ascii="Times New Roman" w:hAnsi="Times New Roman"/>
+                <w:b w:val="1"/>
+              </w:rPr>
+              <w:fldChar w:fldCharType="separate"/>
+            </w:r>
+            <w:r>
+              <w:rPr>
+                <w:rFonts w:ascii="Times New Roman" w:hAnsi="Times New Roman"/>
+                <w:b w:val="1"/>
+              </w:rPr>
+              <w:t>&lt;&lt;PersonFullName&gt;&gt;</w:t>
+            </w:r>
+            <w:r>
+              <w:rPr>
+                <w:rFonts w:ascii="Times New Roman" w:hAnsi="Times New Roman"/>
+                <w:b w:val="1"/>
+              </w:rPr>
+              <w:fldChar w:fldCharType="end"/>
+            </w:r>
           </w:p>
         </w:tc>
         <w:tc>
@@ -251,30 +286,35 @@
             <w:r>
               <w:rPr>
                 <w:rFonts w:ascii="Times New Roman" w:hAnsi="Times New Roman"/>
+                <w:b w:val="1"/>
               </w:rPr>
               <w:fldChar w:fldCharType="begin"/>
             </w:r>
             <w:r>
               <w:rPr>
                 <w:rFonts w:ascii="Times New Roman" w:hAnsi="Times New Roman"/>
-              </w:rPr>
-              <w:instrText xml:space="preserve">MERGEFIELD PersonNationality</w:instrText>
-            </w:r>
-            <w:r>
-              <w:rPr>
-                <w:rFonts w:ascii="Times New Roman" w:hAnsi="Times New Roman"/>
+                <w:b w:val="1"/>
+              </w:rPr>
+              <w:instrText xml:space="preserve">MERGEFIELD PersonNationalityFull</w:instrText>
+            </w:r>
+            <w:r>
+              <w:rPr>
+                <w:rFonts w:ascii="Times New Roman" w:hAnsi="Times New Roman"/>
+                <w:b w:val="1"/>
               </w:rPr>
               <w:fldChar w:fldCharType="separate"/>
             </w:r>
             <w:r>
               <w:rPr>
                 <w:rFonts w:ascii="Times New Roman" w:hAnsi="Times New Roman"/>
-              </w:rPr>
-              <w:t>&lt;&lt;PersonNationality&gt;&gt;</w:t>
-            </w:r>
-            <w:r>
-              <w:rPr>
-                <w:rFonts w:ascii="Times New Roman" w:hAnsi="Times New Roman"/>
+                <w:b w:val="1"/>
+              </w:rPr>
+              <w:t>&lt;&lt;PersonNationalityFull&gt;&gt;</w:t>
+            </w:r>
+            <w:r>
+              <w:rPr>
+                <w:rFonts w:ascii="Times New Roman" w:hAnsi="Times New Roman"/>
+                <w:b w:val="1"/>
               </w:rPr>
               <w:fldChar w:fldCharType="end"/>
             </w:r>
@@ -282,7 +322,7 @@
               <w:rPr>
                 <w:rFonts w:ascii="Times New Roman" w:hAnsi="Times New Roman"/>
               </w:rPr>
-              <w:t xml:space="preserve">    </w:t>
+              <w:t xml:space="preserve">   </w:t>
             </w:r>
             <w:r>
               <w:rPr>
@@ -301,30 +341,35 @@
             <w:r>
               <w:rPr>
                 <w:rFonts w:ascii="Times New Roman" w:hAnsi="Times New Roman"/>
+                <w:b w:val="1"/>
               </w:rPr>
               <w:fldChar w:fldCharType="begin"/>
             </w:r>
             <w:r>
               <w:rPr>
                 <w:rFonts w:ascii="Times New Roman" w:hAnsi="Times New Roman"/>
+                <w:b w:val="1"/>
               </w:rPr>
               <w:instrText xml:space="preserve">MERGEFIELD PersonDateOfBirthText</w:instrText>
             </w:r>
             <w:r>
               <w:rPr>
                 <w:rFonts w:ascii="Times New Roman" w:hAnsi="Times New Roman"/>
+                <w:b w:val="1"/>
               </w:rPr>
               <w:fldChar w:fldCharType="separate"/>
             </w:r>
             <w:r>
               <w:rPr>
                 <w:rFonts w:ascii="Times New Roman" w:hAnsi="Times New Roman"/>
+                <w:b w:val="1"/>
               </w:rPr>
               <w:t>&lt;&lt;PersonDateOfBirthText&gt;&gt;</w:t>
             </w:r>
             <w:r>
               <w:rPr>
                 <w:rFonts w:ascii="Times New Roman" w:hAnsi="Times New Roman"/>
+                <w:b w:val="1"/>
               </w:rPr>
               <w:fldChar w:fldCharType="end"/>
             </w:r>
@@ -391,6 +436,83 @@
               </w:rPr>
               <w:t xml:space="preserve">  </w:t>
             </w:r>
+            <w:r>
+              <w:rPr>
+                <w:rFonts w:ascii="Times New Roman" w:hAnsi="Times New Roman"/>
+                <w:b w:val="1"/>
+              </w:rPr>
+              <w:fldChar w:fldCharType="begin"/>
+            </w:r>
+            <w:r>
+              <w:rPr>
+                <w:rFonts w:ascii="Times New Roman" w:hAnsi="Times New Roman"/>
+                <w:b w:val="1"/>
+              </w:rPr>
+              <w:instrText xml:space="preserve">MERGEFIELD PersonPassportNumber</w:instrText>
+            </w:r>
+            <w:r>
+              <w:rPr>
+                <w:rFonts w:ascii="Times New Roman" w:hAnsi="Times New Roman"/>
+                <w:b w:val="1"/>
+              </w:rPr>
+              <w:fldChar w:fldCharType="separate"/>
+            </w:r>
+            <w:r>
+              <w:rPr>
+                <w:rFonts w:ascii="Times New Roman" w:hAnsi="Times New Roman"/>
+                <w:b w:val="1"/>
+              </w:rPr>
+              <w:t>&lt;&lt;PersonPassportNumber&gt;&gt;</w:t>
+            </w:r>
+            <w:r>
+              <w:rPr>
+                <w:rFonts w:ascii="Times New Roman" w:hAnsi="Times New Roman"/>
+                <w:b w:val="1"/>
+              </w:rPr>
+              <w:fldChar w:fldCharType="end"/>
+            </w:r>
+            <w:r>
+              <w:rPr>
+                <w:rFonts w:ascii="Times New Roman" w:hAnsi="Times New Roman"/>
+                <w:b w:val="1"/>
+              </w:rPr>
+              <w:t xml:space="preserve">          </w:t>
+            </w:r>
+            <w:r>
+              <w:rPr>
+                <w:rFonts w:ascii="Times New Roman" w:hAnsi="Times New Roman"/>
+                <w:b w:val="1"/>
+              </w:rPr>
+              <w:fldChar w:fldCharType="begin"/>
+            </w:r>
+            <w:r>
+              <w:rPr>
+                <w:rFonts w:ascii="Times New Roman" w:hAnsi="Times New Roman"/>
+                <w:b w:val="1"/>
+              </w:rPr>
+              <w:instrText xml:space="preserve">MERGEFIELD PersonPassportExpirationDateText</w:instrText>
+            </w:r>
+            <w:r>
+              <w:rPr>
+                <w:rFonts w:ascii="Times New Roman" w:hAnsi="Times New Roman"/>
+                <w:b w:val="1"/>
+              </w:rPr>
+              <w:fldChar w:fldCharType="separate"/>
+            </w:r>
+            <w:r>
+              <w:rPr>
+                <w:rFonts w:ascii="Times New Roman" w:hAnsi="Times New Roman"/>
+                <w:b w:val="1"/>
+              </w:rPr>
+              <w:t>&lt;&lt;PersonPassportExpirationDateText&gt;&gt;</w:t>
+            </w:r>
+            <w:r>
+              <w:rPr>
+                <w:rFonts w:ascii="Times New Roman" w:hAnsi="Times New Roman"/>
+                <w:b w:val="1"/>
+              </w:rPr>
+              <w:fldChar w:fldCharType="end"/>
+            </w:r>
           </w:p>
         </w:tc>
         <w:tc>
@@ -454,6 +576,83 @@
               </w:rPr>
               <w:t xml:space="preserve">  </w:t>
             </w:r>
+            <w:r>
+              <w:rPr>
+                <w:rFonts w:ascii="Times New Roman" w:hAnsi="Times New Roman"/>
+                <w:b w:val="1"/>
+              </w:rPr>
+              <w:fldChar w:fldCharType="begin"/>
+            </w:r>
+            <w:r>
+              <w:rPr>
+                <w:rFonts w:ascii="Times New Roman" w:hAnsi="Times New Roman"/>
+                <w:b w:val="1"/>
+              </w:rPr>
+              <w:instrText xml:space="preserve">MERGEFIELD PersonCountryOfBirthFull</w:instrText>
+            </w:r>
+            <w:r>
+              <w:rPr>
+                <w:rFonts w:ascii="Times New Roman" w:hAnsi="Times New Roman"/>
+                <w:b w:val="1"/>
+              </w:rPr>
+              <w:fldChar w:fldCharType="separate"/>
+            </w:r>
+            <w:r>
+              <w:rPr>
+                <w:rFonts w:ascii="Times New Roman" w:hAnsi="Times New Roman"/>
+                <w:b w:val="1"/>
+              </w:rPr>
+              <w:t>&lt;&lt;PersonCountryOfBirthFull&gt;&gt;</w:t>
+            </w:r>
+            <w:r>
+              <w:rPr>
+                <w:rFonts w:ascii="Times New Roman" w:hAnsi="Times New Roman"/>
+                <w:b w:val="1"/>
+              </w:rPr>
+              <w:fldChar w:fldCharType="end"/>
+            </w:r>
+            <w:r>
+              <w:rPr>
+                <w:rFonts w:ascii="Times New Roman" w:hAnsi="Times New Roman"/>
+                <w:b w:val="1"/>
+              </w:rPr>
+              <w:t>/</w:t>
+            </w:r>
+            <w:r>
+              <w:rPr>
+                <w:rFonts w:ascii="Times New Roman" w:hAnsi="Times New Roman"/>
+                <w:b w:val="1"/>
+              </w:rPr>
+              <w:fldChar w:fldCharType="begin"/>
+            </w:r>
+            <w:r>
+              <w:rPr>
+                <w:rFonts w:ascii="Times New Roman" w:hAnsi="Times New Roman"/>
+                <w:b w:val="1"/>
+              </w:rPr>
+              <w:instrText xml:space="preserve">MERGEFIELD PersonBirthPlace</w:instrText>
+            </w:r>
+            <w:r>
+              <w:rPr>
+                <w:rFonts w:ascii="Times New Roman" w:hAnsi="Times New Roman"/>
+                <w:b w:val="1"/>
+              </w:rPr>
+              <w:fldChar w:fldCharType="separate"/>
+            </w:r>
+            <w:r>
+              <w:rPr>
+                <w:rFonts w:ascii="Times New Roman" w:hAnsi="Times New Roman"/>
+                <w:b w:val="1"/>
+              </w:rPr>
+              <w:t>&lt;&lt;PersonBirthPlace&gt;&gt;</w:t>
+            </w:r>
+            <w:r>
+              <w:rPr>
+                <w:rFonts w:ascii="Times New Roman" w:hAnsi="Times New Roman"/>
+                <w:b w:val="1"/>
+              </w:rPr>
+              <w:fldChar w:fldCharType="end"/>
+            </w:r>
           </w:p>
         </w:tc>
         <w:tc>
@@ -515,7 +714,43 @@
               <w:rPr>
                 <w:rFonts w:ascii="Times New Roman" w:hAnsi="Times New Roman"/>
               </w:rPr>
-              <w:t xml:space="preserve">                                         </w:t>
+              <w:t xml:space="preserve">               </w:t>
+            </w:r>
+            <w:r>
+              <w:rPr>
+                <w:rFonts w:ascii="Times New Roman" w:hAnsi="Times New Roman"/>
+              </w:rPr>
+              <w:fldChar w:fldCharType="begin"/>
+            </w:r>
+            <w:r>
+              <w:rPr>
+                <w:rFonts w:ascii="Times New Roman" w:hAnsi="Times New Roman"/>
+              </w:rPr>
+              <w:instrText xml:space="preserve">MERGEFIELD PersonGender</w:instrText>
+            </w:r>
+            <w:r>
+              <w:rPr>
+                <w:rFonts w:ascii="Times New Roman" w:hAnsi="Times New Roman"/>
+              </w:rPr>
+              <w:fldChar w:fldCharType="separate"/>
+            </w:r>
+            <w:r>
+              <w:rPr>
+                <w:rFonts w:ascii="Times New Roman" w:hAnsi="Times New Roman"/>
+              </w:rPr>
+              <w:t>&lt;&lt;PersonGender&gt;&gt;</w:t>
+            </w:r>
+            <w:r>
+              <w:rPr>
+                <w:rFonts w:ascii="Times New Roman" w:hAnsi="Times New Roman"/>
+              </w:rPr>
+              <w:fldChar w:fldCharType="end"/>
+            </w:r>
+            <w:r>
+              <w:rPr>
+                <w:rFonts w:ascii="Times New Roman" w:hAnsi="Times New Roman"/>
+              </w:rPr>
+              <w:t xml:space="preserve">                          </w:t>
             </w:r>
             <w:r>
               <w:rPr>
@@ -530,6 +765,36 @@
                 <w:rFonts w:ascii="Times New Roman" w:hAnsi="Times New Roman"/>
               </w:rPr>
               <w:t xml:space="preserve">  </w:t>
+            </w:r>
+            <w:r>
+              <w:rPr>
+                <w:rFonts w:ascii="Times New Roman" w:hAnsi="Times New Roman"/>
+              </w:rPr>
+              <w:fldChar w:fldCharType="begin"/>
+            </w:r>
+            <w:r>
+              <w:rPr>
+                <w:rFonts w:ascii="Times New Roman" w:hAnsi="Times New Roman"/>
+              </w:rPr>
+              <w:instrText xml:space="preserve">MERGEFIELD PersonForeignAddressCountryFull</w:instrText>
+            </w:r>
+            <w:r>
+              <w:rPr>
+                <w:rFonts w:ascii="Times New Roman" w:hAnsi="Times New Roman"/>
+              </w:rPr>
+              <w:fldChar w:fldCharType="separate"/>
+            </w:r>
+            <w:r>
+              <w:rPr>
+                <w:rFonts w:ascii="Times New Roman" w:hAnsi="Times New Roman"/>
+              </w:rPr>
+              <w:t>&lt;&lt;PersonForeignAddressCountryFull&gt;&gt;</w:t>
+            </w:r>
+            <w:r>
+              <w:rPr>
+                <w:rFonts w:ascii="Times New Roman" w:hAnsi="Times New Roman"/>
+              </w:rPr>
+              <w:fldChar w:fldCharType="end"/>
             </w:r>
           </w:p>
         </w:tc>

--- a/Visa2026.Module/Resources/Form_16.docx
+++ b/Visa2026.Module/Resources/Form_16.docx
@@ -719,38 +719,50 @@
             <w:r>
               <w:rPr>
                 <w:rFonts w:ascii="Times New Roman" w:hAnsi="Times New Roman"/>
+                <w:b w:val="1"/>
               </w:rPr>
               <w:fldChar w:fldCharType="begin"/>
             </w:r>
             <w:r>
               <w:rPr>
                 <w:rFonts w:ascii="Times New Roman" w:hAnsi="Times New Roman"/>
+                <w:b w:val="1"/>
               </w:rPr>
               <w:instrText xml:space="preserve">MERGEFIELD PersonGender</w:instrText>
             </w:r>
             <w:r>
               <w:rPr>
                 <w:rFonts w:ascii="Times New Roman" w:hAnsi="Times New Roman"/>
+                <w:b w:val="1"/>
               </w:rPr>
               <w:fldChar w:fldCharType="separate"/>
             </w:r>
             <w:r>
               <w:rPr>
                 <w:rFonts w:ascii="Times New Roman" w:hAnsi="Times New Roman"/>
+                <w:b w:val="1"/>
               </w:rPr>
               <w:t>&lt;&lt;PersonGender&gt;&gt;</w:t>
             </w:r>
             <w:r>
               <w:rPr>
                 <w:rFonts w:ascii="Times New Roman" w:hAnsi="Times New Roman"/>
+                <w:b w:val="1"/>
               </w:rPr>
               <w:fldChar w:fldCharType="end"/>
             </w:r>
             <w:r>
               <w:rPr>
                 <w:rFonts w:ascii="Times New Roman" w:hAnsi="Times New Roman"/>
-              </w:rPr>
-              <w:t xml:space="preserve">                          </w:t>
+                <w:b w:val="1"/>
+              </w:rPr>
+              <w:t xml:space="preserve">    </w:t>
+            </w:r>
+            <w:r>
+              <w:rPr>
+                <w:rFonts w:ascii="Times New Roman" w:hAnsi="Times New Roman"/>
+              </w:rPr>
+              <w:t xml:space="preserve">                      </w:t>
             </w:r>
             <w:r>
               <w:rPr>
@@ -769,30 +781,35 @@
             <w:r>
               <w:rPr>
                 <w:rFonts w:ascii="Times New Roman" w:hAnsi="Times New Roman"/>
+                <w:b w:val="1"/>
               </w:rPr>
               <w:fldChar w:fldCharType="begin"/>
             </w:r>
             <w:r>
               <w:rPr>
                 <w:rFonts w:ascii="Times New Roman" w:hAnsi="Times New Roman"/>
+                <w:b w:val="1"/>
               </w:rPr>
               <w:instrText xml:space="preserve">MERGEFIELD PersonForeignAddressCountryFull</w:instrText>
             </w:r>
             <w:r>
               <w:rPr>
                 <w:rFonts w:ascii="Times New Roman" w:hAnsi="Times New Roman"/>
+                <w:b w:val="1"/>
               </w:rPr>
               <w:fldChar w:fldCharType="separate"/>
             </w:r>
             <w:r>
               <w:rPr>
                 <w:rFonts w:ascii="Times New Roman" w:hAnsi="Times New Roman"/>
+                <w:b w:val="1"/>
               </w:rPr>
               <w:t>&lt;&lt;PersonForeignAddressCountryFull&gt;&gt;</w:t>
             </w:r>
             <w:r>
               <w:rPr>
                 <w:rFonts w:ascii="Times New Roman" w:hAnsi="Times New Roman"/>
+                <w:b w:val="1"/>
               </w:rPr>
               <w:fldChar w:fldCharType="end"/>
             </w:r>
@@ -839,6 +856,36 @@
                 <w:rFonts w:ascii="Times New Roman" w:hAnsi="Times New Roman"/>
               </w:rPr>
             </w:pPr>
+            <w:r>
+              <w:rPr>
+                <w:rFonts w:ascii="Times New Roman" w:hAnsi="Times New Roman"/>
+              </w:rPr>
+              <w:fldChar w:fldCharType="begin"/>
+            </w:r>
+            <w:r>
+              <w:rPr>
+                <w:rFonts w:ascii="Times New Roman" w:hAnsi="Times New Roman"/>
+              </w:rPr>
+              <w:instrText xml:space="preserve">MERGEFIELD PersonForeignAddress</w:instrText>
+            </w:r>
+            <w:r>
+              <w:rPr>
+                <w:rFonts w:ascii="Times New Roman" w:hAnsi="Times New Roman"/>
+              </w:rPr>
+              <w:fldChar w:fldCharType="separate"/>
+            </w:r>
+            <w:r>
+              <w:rPr>
+                <w:rFonts w:ascii="Times New Roman" w:hAnsi="Times New Roman"/>
+              </w:rPr>
+              <w:t>&lt;&lt;PersonForeignAddress&gt;&gt;</w:t>
+            </w:r>
+            <w:r>
+              <w:rPr>
+                <w:rFonts w:ascii="Times New Roman" w:hAnsi="Times New Roman"/>
+              </w:rPr>
+              <w:fldChar w:fldCharType="end"/>
+            </w:r>
           </w:p>
         </w:tc>
         <w:tc>
@@ -965,6 +1012,41 @@
               </w:rPr>
               <w:t xml:space="preserve">  </w:t>
             </w:r>
+            <w:r>
+              <w:rPr>
+                <w:rFonts w:ascii="Times New Roman" w:hAnsi="Times New Roman"/>
+                <w:b w:val="1"/>
+              </w:rPr>
+              <w:fldChar w:fldCharType="begin"/>
+            </w:r>
+            <w:r>
+              <w:rPr>
+                <w:rFonts w:ascii="Times New Roman" w:hAnsi="Times New Roman"/>
+                <w:b w:val="1"/>
+              </w:rPr>
+              <w:instrText xml:space="preserve">MERGEFIELD CurrentPositionHistory</w:instrText>
+            </w:r>
+            <w:r>
+              <w:rPr>
+                <w:rFonts w:ascii="Times New Roman" w:hAnsi="Times New Roman"/>
+                <w:b w:val="1"/>
+              </w:rPr>
+              <w:fldChar w:fldCharType="separate"/>
+            </w:r>
+            <w:r>
+              <w:rPr>
+                <w:rFonts w:ascii="Times New Roman" w:hAnsi="Times New Roman"/>
+                <w:b w:val="1"/>
+              </w:rPr>
+              <w:t>&lt;&lt;CurrentPositionHistory&gt;&gt;</w:t>
+            </w:r>
+            <w:r>
+              <w:rPr>
+                <w:rFonts w:ascii="Times New Roman" w:hAnsi="Times New Roman"/>
+                <w:b w:val="1"/>
+              </w:rPr>
+              <w:fldChar w:fldCharType="end"/>
+            </w:r>
           </w:p>
         </w:tc>
         <w:tc>
@@ -1028,6 +1110,125 @@
               </w:rPr>
               <w:t xml:space="preserve">  </w:t>
             </w:r>
+            <w:r>
+              <w:rPr>
+                <w:rFonts w:ascii="Times New Roman" w:hAnsi="Times New Roman"/>
+                <w:b w:val="1"/>
+              </w:rPr>
+              <w:fldChar w:fldCharType="begin"/>
+            </w:r>
+            <w:r>
+              <w:rPr>
+                <w:rFonts w:ascii="Times New Roman" w:hAnsi="Times New Roman"/>
+                <w:b w:val="1"/>
+              </w:rPr>
+              <w:instrText xml:space="preserve">MERGEFIELD PersonCurrentAddressRegion</w:instrText>
+            </w:r>
+            <w:r>
+              <w:rPr>
+                <w:rFonts w:ascii="Times New Roman" w:hAnsi="Times New Roman"/>
+                <w:b w:val="1"/>
+              </w:rPr>
+              <w:fldChar w:fldCharType="separate"/>
+            </w:r>
+            <w:r>
+              <w:rPr>
+                <w:rFonts w:ascii="Times New Roman" w:hAnsi="Times New Roman"/>
+                <w:b w:val="1"/>
+              </w:rPr>
+              <w:t>&lt;&lt;PersonCurrentAddressRegion&gt;&gt;</w:t>
+            </w:r>
+            <w:r>
+              <w:rPr>
+                <w:rFonts w:ascii="Times New Roman" w:hAnsi="Times New Roman"/>
+                <w:b w:val="1"/>
+              </w:rPr>
+              <w:fldChar w:fldCharType="end"/>
+            </w:r>
+            <w:r>
+              <w:rPr>
+                <w:rFonts w:ascii="Times New Roman" w:hAnsi="Times New Roman"/>
+                <w:b w:val="1"/>
+              </w:rPr>
+              <w:t xml:space="preserve">, </w:t>
+            </w:r>
+            <w:r>
+              <w:rPr>
+                <w:rFonts w:ascii="Times New Roman" w:hAnsi="Times New Roman"/>
+                <w:b w:val="1"/>
+              </w:rPr>
+              <w:fldChar w:fldCharType="begin"/>
+            </w:r>
+            <w:r>
+              <w:rPr>
+                <w:rFonts w:ascii="Times New Roman" w:hAnsi="Times New Roman"/>
+                <w:b w:val="1"/>
+              </w:rPr>
+              <w:instrText xml:space="preserve">MERGEFIELD PersonCurrentAddressCity</w:instrText>
+            </w:r>
+            <w:r>
+              <w:rPr>
+                <w:rFonts w:ascii="Times New Roman" w:hAnsi="Times New Roman"/>
+                <w:b w:val="1"/>
+              </w:rPr>
+              <w:fldChar w:fldCharType="separate"/>
+            </w:r>
+            <w:r>
+              <w:rPr>
+                <w:rFonts w:ascii="Times New Roman" w:hAnsi="Times New Roman"/>
+                <w:b w:val="1"/>
+              </w:rPr>
+              <w:t>&lt;&lt;PersonCurrentAddressCity&gt;&gt;</w:t>
+            </w:r>
+            <w:r>
+              <w:rPr>
+                <w:rFonts w:ascii="Times New Roman" w:hAnsi="Times New Roman"/>
+                <w:b w:val="1"/>
+              </w:rPr>
+              <w:fldChar w:fldCharType="end"/>
+            </w:r>
+            <w:r>
+              <w:rPr>
+                <w:rFonts w:ascii="Times New Roman" w:hAnsi="Times New Roman"/>
+                <w:b w:val="1"/>
+              </w:rPr>
+              <w:t xml:space="preserve">, </w:t>
+            </w:r>
+            <w:r>
+              <w:rPr>
+                <w:rFonts w:ascii="Times New Roman" w:hAnsi="Times New Roman"/>
+                <w:b w:val="1"/>
+              </w:rPr>
+              <w:fldChar w:fldCharType="begin"/>
+            </w:r>
+            <w:r>
+              <w:rPr>
+                <w:rFonts w:ascii="Times New Roman" w:hAnsi="Times New Roman"/>
+                <w:b w:val="1"/>
+              </w:rPr>
+              <w:instrText xml:space="preserve">MERGEFIELD PersonCurrentAddress</w:instrText>
+            </w:r>
+            <w:r>
+              <w:rPr>
+                <w:rFonts w:ascii="Times New Roman" w:hAnsi="Times New Roman"/>
+                <w:b w:val="1"/>
+              </w:rPr>
+              <w:fldChar w:fldCharType="separate"/>
+            </w:r>
+            <w:r>
+              <w:rPr>
+                <w:rFonts w:ascii="Times New Roman" w:hAnsi="Times New Roman"/>
+                <w:b w:val="1"/>
+              </w:rPr>
+              <w:t>&lt;&lt;PersonCurrentAddress&gt;&gt;</w:t>
+            </w:r>
+            <w:r>
+              <w:rPr>
+                <w:rFonts w:ascii="Times New Roman" w:hAnsi="Times New Roman"/>
+                <w:b w:val="1"/>
+              </w:rPr>
+              <w:fldChar w:fldCharType="end"/>
+            </w:r>
           </w:p>
         </w:tc>
         <w:tc>
@@ -1155,6 +1356,125 @@
               </w:rPr>
               <w:t xml:space="preserve">  </w:t>
             </w:r>
+            <w:r>
+              <w:rPr>
+                <w:rFonts w:ascii="Times New Roman" w:hAnsi="Times New Roman"/>
+                <w:b w:val="1"/>
+              </w:rPr>
+              <w:fldChar w:fldCharType="begin"/>
+            </w:r>
+            <w:r>
+              <w:rPr>
+                <w:rFonts w:ascii="Times New Roman" w:hAnsi="Times New Roman"/>
+                <w:b w:val="1"/>
+              </w:rPr>
+              <w:instrText xml:space="preserve">MERGEFIELD PersonVisaType</w:instrText>
+            </w:r>
+            <w:r>
+              <w:rPr>
+                <w:rFonts w:ascii="Times New Roman" w:hAnsi="Times New Roman"/>
+                <w:b w:val="1"/>
+              </w:rPr>
+              <w:fldChar w:fldCharType="separate"/>
+            </w:r>
+            <w:r>
+              <w:rPr>
+                <w:rFonts w:ascii="Times New Roman" w:hAnsi="Times New Roman"/>
+                <w:b w:val="1"/>
+              </w:rPr>
+              <w:t>&lt;&lt;PersonVisaType&gt;&gt;</w:t>
+            </w:r>
+            <w:r>
+              <w:rPr>
+                <w:rFonts w:ascii="Times New Roman" w:hAnsi="Times New Roman"/>
+                <w:b w:val="1"/>
+              </w:rPr>
+              <w:fldChar w:fldCharType="end"/>
+            </w:r>
+            <w:r>
+              <w:rPr>
+                <w:rFonts w:ascii="Times New Roman" w:hAnsi="Times New Roman"/>
+                <w:b w:val="1"/>
+              </w:rPr>
+              <w:t>,</w:t>
+            </w:r>
+            <w:r>
+              <w:rPr>
+                <w:rFonts w:ascii="Times New Roman" w:hAnsi="Times New Roman"/>
+                <w:b w:val="1"/>
+              </w:rPr>
+              <w:fldChar w:fldCharType="begin"/>
+            </w:r>
+            <w:r>
+              <w:rPr>
+                <w:rFonts w:ascii="Times New Roman" w:hAnsi="Times New Roman"/>
+                <w:b w:val="1"/>
+              </w:rPr>
+              <w:instrText xml:space="preserve">MERGEFIELD PersonVisaCategory</w:instrText>
+            </w:r>
+            <w:r>
+              <w:rPr>
+                <w:rFonts w:ascii="Times New Roman" w:hAnsi="Times New Roman"/>
+                <w:b w:val="1"/>
+              </w:rPr>
+              <w:fldChar w:fldCharType="separate"/>
+            </w:r>
+            <w:r>
+              <w:rPr>
+                <w:rFonts w:ascii="Times New Roman" w:hAnsi="Times New Roman"/>
+                <w:b w:val="1"/>
+              </w:rPr>
+              <w:t>&lt;&lt;PersonVisaCategory&gt;&gt;</w:t>
+            </w:r>
+            <w:r>
+              <w:rPr>
+                <w:rFonts w:ascii="Times New Roman" w:hAnsi="Times New Roman"/>
+                <w:b w:val="1"/>
+              </w:rPr>
+              <w:fldChar w:fldCharType="end"/>
+            </w:r>
+            <w:r>
+              <w:rPr>
+                <w:rFonts w:ascii="Times New Roman" w:hAnsi="Times New Roman"/>
+                <w:b w:val="1"/>
+              </w:rPr>
+              <w:t>-</w:t>
+            </w:r>
+            <w:r>
+              <w:rPr>
+                <w:rFonts w:ascii="Times New Roman" w:hAnsi="Times New Roman"/>
+                <w:b w:val="1"/>
+              </w:rPr>
+              <w:fldChar w:fldCharType="begin"/>
+            </w:r>
+            <w:r>
+              <w:rPr>
+                <w:rFonts w:ascii="Times New Roman" w:hAnsi="Times New Roman"/>
+                <w:b w:val="1"/>
+              </w:rPr>
+              <w:instrText xml:space="preserve">MERGEFIELD PersonVisaNumber</w:instrText>
+            </w:r>
+            <w:r>
+              <w:rPr>
+                <w:rFonts w:ascii="Times New Roman" w:hAnsi="Times New Roman"/>
+                <w:b w:val="1"/>
+              </w:rPr>
+              <w:fldChar w:fldCharType="separate"/>
+            </w:r>
+            <w:r>
+              <w:rPr>
+                <w:rFonts w:ascii="Times New Roman" w:hAnsi="Times New Roman"/>
+                <w:b w:val="1"/>
+              </w:rPr>
+              <w:t>&lt;&lt;PersonVisaNumber&gt;&gt;</w:t>
+            </w:r>
+            <w:r>
+              <w:rPr>
+                <w:rFonts w:ascii="Times New Roman" w:hAnsi="Times New Roman"/>
+                <w:b w:val="1"/>
+              </w:rPr>
+              <w:fldChar w:fldCharType="end"/>
+            </w:r>
           </w:p>
         </w:tc>
       </w:tr>
@@ -1198,6 +1518,41 @@
               </w:rPr>
               <w:t xml:space="preserve">  </w:t>
             </w:r>
+            <w:r>
+              <w:rPr>
+                <w:rFonts w:ascii="Times New Roman" w:hAnsi="Times New Roman"/>
+                <w:b w:val="1"/>
+              </w:rPr>
+              <w:fldChar w:fldCharType="begin"/>
+            </w:r>
+            <w:r>
+              <w:rPr>
+                <w:rFonts w:ascii="Times New Roman" w:hAnsi="Times New Roman"/>
+                <w:b w:val="1"/>
+              </w:rPr>
+              <w:instrText xml:space="preserve">MERGEFIELD PersonVisaIssuedPlace</w:instrText>
+            </w:r>
+            <w:r>
+              <w:rPr>
+                <w:rFonts w:ascii="Times New Roman" w:hAnsi="Times New Roman"/>
+                <w:b w:val="1"/>
+              </w:rPr>
+              <w:fldChar w:fldCharType="separate"/>
+            </w:r>
+            <w:r>
+              <w:rPr>
+                <w:rFonts w:ascii="Times New Roman" w:hAnsi="Times New Roman"/>
+                <w:b w:val="1"/>
+              </w:rPr>
+              <w:t>&lt;&lt;PersonVisaIssuedPlace&gt;&gt;</w:t>
+            </w:r>
+            <w:r>
+              <w:rPr>
+                <w:rFonts w:ascii="Times New Roman" w:hAnsi="Times New Roman"/>
+                <w:b w:val="1"/>
+              </w:rPr>
+              <w:fldChar w:fldCharType="end"/>
+            </w:r>
           </w:p>
         </w:tc>
       </w:tr>
@@ -1240,6 +1595,125 @@
                 <w:rFonts w:ascii="Times New Roman" w:hAnsi="Times New Roman"/>
               </w:rPr>
               <w:t xml:space="preserve">  </w:t>
+            </w:r>
+            <w:r>
+              <w:rPr>
+                <w:rFonts w:ascii="Times New Roman" w:hAnsi="Times New Roman"/>
+                <w:b w:val="1"/>
+              </w:rPr>
+              <w:fldChar w:fldCharType="begin"/>
+            </w:r>
+            <w:r>
+              <w:rPr>
+                <w:rFonts w:ascii="Times New Roman" w:hAnsi="Times New Roman"/>
+                <w:b w:val="1"/>
+              </w:rPr>
+              <w:instrText xml:space="preserve">MERGEFIELD PersonVisaIssueDateText</w:instrText>
+            </w:r>
+            <w:r>
+              <w:rPr>
+                <w:rFonts w:ascii="Times New Roman" w:hAnsi="Times New Roman"/>
+                <w:b w:val="1"/>
+              </w:rPr>
+              <w:fldChar w:fldCharType="separate"/>
+            </w:r>
+            <w:r>
+              <w:rPr>
+                <w:rFonts w:ascii="Times New Roman" w:hAnsi="Times New Roman"/>
+                <w:b w:val="1"/>
+              </w:rPr>
+              <w:t>&lt;&lt;PersonVisaIssueDateText&gt;&gt;</w:t>
+            </w:r>
+            <w:r>
+              <w:rPr>
+                <w:rFonts w:ascii="Times New Roman" w:hAnsi="Times New Roman"/>
+                <w:b w:val="1"/>
+              </w:rPr>
+              <w:fldChar w:fldCharType="end"/>
+            </w:r>
+            <w:r>
+              <w:rPr>
+                <w:rFonts w:ascii="Times New Roman" w:hAnsi="Times New Roman"/>
+                <w:b w:val="1"/>
+              </w:rPr>
+              <w:t xml:space="preserve">-de </w:t>
+            </w:r>
+            <w:r>
+              <w:rPr>
+                <w:rFonts w:ascii="Times New Roman" w:hAnsi="Times New Roman"/>
+                <w:b w:val="1"/>
+              </w:rPr>
+              <w:fldChar w:fldCharType="begin"/>
+            </w:r>
+            <w:r>
+              <w:rPr>
+                <w:rFonts w:ascii="Times New Roman" w:hAnsi="Times New Roman"/>
+                <w:b w:val="1"/>
+              </w:rPr>
+              <w:instrText xml:space="preserve">MERGEFIELD PersonVisaStartDateText</w:instrText>
+            </w:r>
+            <w:r>
+              <w:rPr>
+                <w:rFonts w:ascii="Times New Roman" w:hAnsi="Times New Roman"/>
+                <w:b w:val="1"/>
+              </w:rPr>
+              <w:fldChar w:fldCharType="separate"/>
+            </w:r>
+            <w:r>
+              <w:rPr>
+                <w:rFonts w:ascii="Times New Roman" w:hAnsi="Times New Roman"/>
+                <w:b w:val="1"/>
+              </w:rPr>
+              <w:t>&lt;&lt;PersonVisaStartDateText&gt;&gt;</w:t>
+            </w:r>
+            <w:r>
+              <w:rPr>
+                <w:rFonts w:ascii="Times New Roman" w:hAnsi="Times New Roman"/>
+                <w:b w:val="1"/>
+              </w:rPr>
+              <w:fldChar w:fldCharType="end"/>
+            </w:r>
+            <w:r>
+              <w:rPr>
+                <w:rFonts w:ascii="Times New Roman" w:hAnsi="Times New Roman"/>
+                <w:b w:val="1"/>
+              </w:rPr>
+              <w:t>-</w:t>
+            </w:r>
+            <w:r>
+              <w:rPr>
+                <w:rFonts w:ascii="Times New Roman" w:hAnsi="Times New Roman"/>
+                <w:b w:val="1"/>
+              </w:rPr>
+              <w:fldChar w:fldCharType="begin"/>
+            </w:r>
+            <w:r>
+              <w:rPr>
+                <w:rFonts w:ascii="Times New Roman" w:hAnsi="Times New Roman"/>
+                <w:b w:val="1"/>
+              </w:rPr>
+              <w:instrText xml:space="preserve">MERGEFIELD PersonVisaExpirationDateText</w:instrText>
+            </w:r>
+            <w:r>
+              <w:rPr>
+                <w:rFonts w:ascii="Times New Roman" w:hAnsi="Times New Roman"/>
+                <w:b w:val="1"/>
+              </w:rPr>
+              <w:fldChar w:fldCharType="separate"/>
+            </w:r>
+            <w:r>
+              <w:rPr>
+                <w:rFonts w:ascii="Times New Roman" w:hAnsi="Times New Roman"/>
+                <w:b w:val="1"/>
+              </w:rPr>
+              <w:t>&lt;&lt;PersonVisaExpirationDateText&gt;&gt;</w:t>
+            </w:r>
+            <w:r>
+              <w:rPr>
+                <w:rFonts w:ascii="Times New Roman" w:hAnsi="Times New Roman"/>
+                <w:b w:val="1"/>
+              </w:rPr>
+              <w:fldChar w:fldCharType="end"/>
             </w:r>
           </w:p>
         </w:tc>

--- a/Visa2026.Module/Resources/Form_16.docx
+++ b/Visa2026.Module/Resources/Form_16.docx
@@ -161,9 +161,8 @@
             <w:r>
               <w:rPr>
                 <w:rFonts w:ascii="Times New Roman" w:hAnsi="Times New Roman"/>
-                <w:b w:val="1"/>
-              </w:rPr>
-              <w:instrText xml:space="preserve">MERGEFIELD PersonFullName</w:instrText>
+              </w:rPr>
+              <w:instrText xml:space="preserve">MERGEFIELD Person_FullName</w:instrText>
             </w:r>
             <w:r>
               <w:rPr>
@@ -175,9 +174,8 @@
             <w:r>
               <w:rPr>
                 <w:rFonts w:ascii="Times New Roman" w:hAnsi="Times New Roman"/>
-                <w:b w:val="1"/>
-              </w:rPr>
-              <w:t>&lt;&lt;PersonFullName&gt;&gt;</w:t>
+              </w:rPr>
+              <w:t>&lt;&lt;Person_FullName&gt;&gt;</w:t>
             </w:r>
             <w:r>
               <w:rPr>
@@ -218,7 +216,7 @@
               <w:rPr>
                 <w:rFonts w:ascii="Times New Roman" w:hAnsi="Times New Roman"/>
               </w:rPr>
-              <w:instrText xml:space="preserve">MERGEFIELD PersonPhoto</w:instrText>
+              <w:instrText xml:space="preserve">MERGEFIELD Person_Photo</w:instrText>
             </w:r>
             <w:r>
               <w:rPr>
@@ -230,7 +228,7 @@
               <w:rPr>
                 <w:rFonts w:ascii="Times New Roman" w:hAnsi="Times New Roman"/>
               </w:rPr>
-              <w:t>&lt;&lt;PersonPhoto&gt;&gt;</w:t>
+              <w:t>&lt;&lt;Person_Photo&gt;&gt;</w:t>
             </w:r>
             <w:r>
               <w:rPr>
@@ -286,35 +284,30 @@
             <w:r>
               <w:rPr>
                 <w:rFonts w:ascii="Times New Roman" w:hAnsi="Times New Roman"/>
-                <w:b w:val="1"/>
               </w:rPr>
               <w:fldChar w:fldCharType="begin"/>
             </w:r>
             <w:r>
               <w:rPr>
                 <w:rFonts w:ascii="Times New Roman" w:hAnsi="Times New Roman"/>
-                <w:b w:val="1"/>
-              </w:rPr>
-              <w:instrText xml:space="preserve">MERGEFIELD PersonNationalityFull</w:instrText>
-            </w:r>
-            <w:r>
-              <w:rPr>
-                <w:rFonts w:ascii="Times New Roman" w:hAnsi="Times New Roman"/>
-                <w:b w:val="1"/>
+              </w:rPr>
+              <w:instrText xml:space="preserve">MERGEFIELD Person_NationalityCode</w:instrText>
+            </w:r>
+            <w:r>
+              <w:rPr>
+                <w:rFonts w:ascii="Times New Roman" w:hAnsi="Times New Roman"/>
               </w:rPr>
               <w:fldChar w:fldCharType="separate"/>
             </w:r>
             <w:r>
               <w:rPr>
                 <w:rFonts w:ascii="Times New Roman" w:hAnsi="Times New Roman"/>
-                <w:b w:val="1"/>
-              </w:rPr>
-              <w:t>&lt;&lt;PersonNationalityFull&gt;&gt;</w:t>
-            </w:r>
-            <w:r>
-              <w:rPr>
-                <w:rFonts w:ascii="Times New Roman" w:hAnsi="Times New Roman"/>
-                <w:b w:val="1"/>
+              </w:rPr>
+              <w:t>&lt;&lt;Person_NationalityCode&gt;&gt;</w:t>
+            </w:r>
+            <w:r>
+              <w:rPr>
+                <w:rFonts w:ascii="Times New Roman" w:hAnsi="Times New Roman"/>
               </w:rPr>
               <w:fldChar w:fldCharType="end"/>
             </w:r>
@@ -348,9 +341,8 @@
             <w:r>
               <w:rPr>
                 <w:rFonts w:ascii="Times New Roman" w:hAnsi="Times New Roman"/>
-                <w:b w:val="1"/>
-              </w:rPr>
-              <w:instrText xml:space="preserve">MERGEFIELD PersonDateOfBirthText</w:instrText>
+              </w:rPr>
+              <w:instrText xml:space="preserve">MERGEFIELD Person_BirthPlace</w:instrText>
             </w:r>
             <w:r>
               <w:rPr>
@@ -362,9 +354,8 @@
             <w:r>
               <w:rPr>
                 <w:rFonts w:ascii="Times New Roman" w:hAnsi="Times New Roman"/>
-                <w:b w:val="1"/>
-              </w:rPr>
-              <w:t>&lt;&lt;PersonDateOfBirthText&gt;&gt;</w:t>
+              </w:rPr>
+              <w:t>&lt;&lt;Person_BirthPlace&gt;&gt;</w:t>
             </w:r>
             <w:r>
               <w:rPr>
@@ -448,7 +439,7 @@
                 <w:rFonts w:ascii="Times New Roman" w:hAnsi="Times New Roman"/>
                 <w:b w:val="1"/>
               </w:rPr>
-              <w:instrText xml:space="preserve">MERGEFIELD PersonPassportNumber</w:instrText>
+              <w:instrText xml:space="preserve">MERGEFIELD Passport_Number</w:instrText>
             </w:r>
             <w:r>
               <w:rPr>
@@ -462,7 +453,7 @@
                 <w:rFonts w:ascii="Times New Roman" w:hAnsi="Times New Roman"/>
                 <w:b w:val="1"/>
               </w:rPr>
-              <w:t>&lt;&lt;PersonPassportNumber&gt;&gt;</w:t>
+              <w:t>&lt;&lt;Passport_Number&gt;&gt;</w:t>
             </w:r>
             <w:r>
               <w:rPr>
@@ -476,7 +467,7 @@
                 <w:rFonts w:ascii="Times New Roman" w:hAnsi="Times New Roman"/>
                 <w:b w:val="1"/>
               </w:rPr>
-              <w:t xml:space="preserve">          </w:t>
+              <w:t xml:space="preserve">         </w:t>
             </w:r>
             <w:r>
               <w:rPr>
@@ -488,9 +479,8 @@
             <w:r>
               <w:rPr>
                 <w:rFonts w:ascii="Times New Roman" w:hAnsi="Times New Roman"/>
-                <w:b w:val="1"/>
-              </w:rPr>
-              <w:instrText xml:space="preserve">MERGEFIELD PersonPassportExpirationDateText</w:instrText>
+              </w:rPr>
+              <w:instrText xml:space="preserve">MERGEFIELD Passport_ExpirationDateText</w:instrText>
             </w:r>
             <w:r>
               <w:rPr>
@@ -502,9 +492,8 @@
             <w:r>
               <w:rPr>
                 <w:rFonts w:ascii="Times New Roman" w:hAnsi="Times New Roman"/>
-                <w:b w:val="1"/>
-              </w:rPr>
-              <w:t>&lt;&lt;PersonPassportExpirationDateText&gt;&gt;</w:t>
+              </w:rPr>
+              <w:t>&lt;&lt;Passport_ExpirationDateText&gt;&gt;</w:t>
             </w:r>
             <w:r>
               <w:rPr>
@@ -579,7 +568,6 @@
             <w:r>
               <w:rPr>
                 <w:rFonts w:ascii="Times New Roman" w:hAnsi="Times New Roman"/>
-                <w:b w:val="1"/>
               </w:rPr>
               <w:fldChar w:fldCharType="begin"/>
             </w:r>
@@ -588,12 +576,11 @@
                 <w:rFonts w:ascii="Times New Roman" w:hAnsi="Times New Roman"/>
                 <w:b w:val="1"/>
               </w:rPr>
-              <w:instrText xml:space="preserve">MERGEFIELD PersonCountryOfBirthFull</w:instrText>
-            </w:r>
-            <w:r>
-              <w:rPr>
-                <w:rFonts w:ascii="Times New Roman" w:hAnsi="Times New Roman"/>
-                <w:b w:val="1"/>
+              <w:instrText xml:space="preserve">MERGEFIELD Person_CountryOfBirthCode</w:instrText>
+            </w:r>
+            <w:r>
+              <w:rPr>
+                <w:rFonts w:ascii="Times New Roman" w:hAnsi="Times New Roman"/>
               </w:rPr>
               <w:fldChar w:fldCharType="separate"/>
             </w:r>
@@ -602,18 +589,55 @@
                 <w:rFonts w:ascii="Times New Roman" w:hAnsi="Times New Roman"/>
                 <w:b w:val="1"/>
               </w:rPr>
-              <w:t>&lt;&lt;PersonCountryOfBirthFull&gt;&gt;</w:t>
-            </w:r>
-            <w:r>
-              <w:rPr>
-                <w:rFonts w:ascii="Times New Roman" w:hAnsi="Times New Roman"/>
-                <w:b w:val="1"/>
+              <w:t>&lt;&lt;Person_CountryOfBirthCode&gt;&gt;</w:t>
+            </w:r>
+            <w:r>
+              <w:rPr>
+                <w:rFonts w:ascii="Times New Roman" w:hAnsi="Times New Roman"/>
               </w:rPr>
               <w:fldChar w:fldCharType="end"/>
             </w:r>
             <w:r>
               <w:rPr>
                 <w:rFonts w:ascii="Times New Roman" w:hAnsi="Times New Roman"/>
+              </w:rPr>
+              <w:t xml:space="preserve">, </w:t>
+            </w:r>
+            <w:r>
+              <w:rPr>
+                <w:rFonts w:ascii="Times New Roman" w:hAnsi="Times New Roman"/>
+              </w:rPr>
+              <w:fldChar w:fldCharType="begin"/>
+            </w:r>
+            <w:r>
+              <w:rPr>
+                <w:rFonts w:ascii="Times New Roman" w:hAnsi="Times New Roman"/>
+                <w:b w:val="1"/>
+              </w:rPr>
+              <w:instrText xml:space="preserve">MERGEFIELD Person_CountryOfBirthTm</w:instrText>
+            </w:r>
+            <w:r>
+              <w:rPr>
+                <w:rFonts w:ascii="Times New Roman" w:hAnsi="Times New Roman"/>
+              </w:rPr>
+              <w:fldChar w:fldCharType="separate"/>
+            </w:r>
+            <w:r>
+              <w:rPr>
+                <w:rFonts w:ascii="Times New Roman" w:hAnsi="Times New Roman"/>
+                <w:b w:val="1"/>
+              </w:rPr>
+              <w:t>&lt;&lt;Person_CountryOfBirthTm&gt;&gt;</w:t>
+            </w:r>
+            <w:r>
+              <w:rPr>
+                <w:rFonts w:ascii="Times New Roman" w:hAnsi="Times New Roman"/>
+              </w:rPr>
+              <w:fldChar w:fldCharType="end"/>
+            </w:r>
+            <w:r>
+              <w:rPr>
+                <w:rFonts w:ascii="Times New Roman" w:hAnsi="Times New Roman"/>
                 <w:b w:val="1"/>
               </w:rPr>
               <w:t>/</w:t>
@@ -628,9 +652,8 @@
             <w:r>
               <w:rPr>
                 <w:rFonts w:ascii="Times New Roman" w:hAnsi="Times New Roman"/>
-                <w:b w:val="1"/>
-              </w:rPr>
-              <w:instrText xml:space="preserve">MERGEFIELD PersonBirthPlace</w:instrText>
+              </w:rPr>
+              <w:instrText xml:space="preserve">MERGEFIELD Person_BirthPlace</w:instrText>
             </w:r>
             <w:r>
               <w:rPr>
@@ -642,9 +665,8 @@
             <w:r>
               <w:rPr>
                 <w:rFonts w:ascii="Times New Roman" w:hAnsi="Times New Roman"/>
-                <w:b w:val="1"/>
-              </w:rPr>
-              <w:t>&lt;&lt;PersonBirthPlace&gt;&gt;</w:t>
+              </w:rPr>
+              <w:t>&lt;&lt;Person_BirthPlace&gt;&gt;</w:t>
             </w:r>
             <w:r>
               <w:rPr>
@@ -714,12 +736,11 @@
               <w:rPr>
                 <w:rFonts w:ascii="Times New Roman" w:hAnsi="Times New Roman"/>
               </w:rPr>
-              <w:t xml:space="preserve">               </w:t>
-            </w:r>
-            <w:r>
-              <w:rPr>
-                <w:rFonts w:ascii="Times New Roman" w:hAnsi="Times New Roman"/>
-                <w:b w:val="1"/>
+              <w:t xml:space="preserve">              </w:t>
+            </w:r>
+            <w:r>
+              <w:rPr>
+                <w:rFonts w:ascii="Times New Roman" w:hAnsi="Times New Roman"/>
               </w:rPr>
               <w:fldChar w:fldCharType="begin"/>
             </w:r>
@@ -728,12 +749,11 @@
                 <w:rFonts w:ascii="Times New Roman" w:hAnsi="Times New Roman"/>
                 <w:b w:val="1"/>
               </w:rPr>
-              <w:instrText xml:space="preserve">MERGEFIELD PersonGender</w:instrText>
-            </w:r>
-            <w:r>
-              <w:rPr>
-                <w:rFonts w:ascii="Times New Roman" w:hAnsi="Times New Roman"/>
-                <w:b w:val="1"/>
+              <w:instrText xml:space="preserve">MERGEFIELD Person_GenderTm</w:instrText>
+            </w:r>
+            <w:r>
+              <w:rPr>
+                <w:rFonts w:ascii="Times New Roman" w:hAnsi="Times New Roman"/>
               </w:rPr>
               <w:fldChar w:fldCharType="separate"/>
             </w:r>
@@ -742,12 +762,11 @@
                 <w:rFonts w:ascii="Times New Roman" w:hAnsi="Times New Roman"/>
                 <w:b w:val="1"/>
               </w:rPr>
-              <w:t>&lt;&lt;PersonGender&gt;&gt;</w:t>
-            </w:r>
-            <w:r>
-              <w:rPr>
-                <w:rFonts w:ascii="Times New Roman" w:hAnsi="Times New Roman"/>
-                <w:b w:val="1"/>
+              <w:t>&lt;&lt;Person_GenderTm&gt;&gt;</w:t>
+            </w:r>
+            <w:r>
+              <w:rPr>
+                <w:rFonts w:ascii="Times New Roman" w:hAnsi="Times New Roman"/>
               </w:rPr>
               <w:fldChar w:fldCharType="end"/>
             </w:r>
@@ -788,9 +807,8 @@
             <w:r>
               <w:rPr>
                 <w:rFonts w:ascii="Times New Roman" w:hAnsi="Times New Roman"/>
-                <w:b w:val="1"/>
-              </w:rPr>
-              <w:instrText xml:space="preserve">MERGEFIELD PersonForeignAddressCountryFull</w:instrText>
+              </w:rPr>
+              <w:instrText xml:space="preserve">MERGEFIELD Person_ForeignAddressCountryCode</w:instrText>
             </w:r>
             <w:r>
               <w:rPr>
@@ -802,9 +820,8 @@
             <w:r>
               <w:rPr>
                 <w:rFonts w:ascii="Times New Roman" w:hAnsi="Times New Roman"/>
-                <w:b w:val="1"/>
-              </w:rPr>
-              <w:t>&lt;&lt;PersonForeignAddressCountryFull&gt;&gt;</w:t>
+              </w:rPr>
+              <w:t>&lt;&lt;Person_ForeignAddressCountryCode&gt;&gt;</w:t>
             </w:r>
             <w:r>
               <w:rPr>
@@ -866,7 +883,7 @@
               <w:rPr>
                 <w:rFonts w:ascii="Times New Roman" w:hAnsi="Times New Roman"/>
               </w:rPr>
-              <w:instrText xml:space="preserve">MERGEFIELD PersonForeignAddress</w:instrText>
+              <w:instrText xml:space="preserve">MERGEFIELD Person_ForeignAddress</w:instrText>
             </w:r>
             <w:r>
               <w:rPr>
@@ -878,7 +895,7 @@
               <w:rPr>
                 <w:rFonts w:ascii="Times New Roman" w:hAnsi="Times New Roman"/>
               </w:rPr>
-              <w:t>&lt;&lt;PersonForeignAddress&gt;&gt;</w:t>
+              <w:t>&lt;&lt;Person_ForeignAddress&gt;&gt;</w:t>
             </w:r>
             <w:r>
               <w:rPr>
@@ -1022,9 +1039,8 @@
             <w:r>
               <w:rPr>
                 <w:rFonts w:ascii="Times New Roman" w:hAnsi="Times New Roman"/>
-                <w:b w:val="1"/>
-              </w:rPr>
-              <w:instrText xml:space="preserve">MERGEFIELD CurrentPositionHistory</w:instrText>
+              </w:rPr>
+              <w:instrText xml:space="preserve">MERGEFIELD Position_PositionTm</w:instrText>
             </w:r>
             <w:r>
               <w:rPr>
@@ -1036,9 +1052,8 @@
             <w:r>
               <w:rPr>
                 <w:rFonts w:ascii="Times New Roman" w:hAnsi="Times New Roman"/>
-                <w:b w:val="1"/>
-              </w:rPr>
-              <w:t>&lt;&lt;CurrentPositionHistory&gt;&gt;</w:t>
+              </w:rPr>
+              <w:t>&lt;&lt;Position_PositionTm&gt;&gt;</w:t>
             </w:r>
             <w:r>
               <w:rPr>
@@ -1122,7 +1137,7 @@
                 <w:rFonts w:ascii="Times New Roman" w:hAnsi="Times New Roman"/>
                 <w:b w:val="1"/>
               </w:rPr>
-              <w:instrText xml:space="preserve">MERGEFIELD PersonCurrentAddressRegion</w:instrText>
+              <w:instrText xml:space="preserve">MERGEFIELD Address_RegionTm</w:instrText>
             </w:r>
             <w:r>
               <w:rPr>
@@ -1136,7 +1151,7 @@
                 <w:rFonts w:ascii="Times New Roman" w:hAnsi="Times New Roman"/>
                 <w:b w:val="1"/>
               </w:rPr>
-              <w:t>&lt;&lt;PersonCurrentAddressRegion&gt;&gt;</w:t>
+              <w:t>&lt;&lt;Address_RegionTm&gt;&gt;</w:t>
             </w:r>
             <w:r>
               <w:rPr>
@@ -1164,7 +1179,7 @@
                 <w:rFonts w:ascii="Times New Roman" w:hAnsi="Times New Roman"/>
                 <w:b w:val="1"/>
               </w:rPr>
-              <w:instrText xml:space="preserve">MERGEFIELD PersonCurrentAddressCity</w:instrText>
+              <w:instrText xml:space="preserve">MERGEFIELD Address_CityTm</w:instrText>
             </w:r>
             <w:r>
               <w:rPr>
@@ -1178,7 +1193,7 @@
                 <w:rFonts w:ascii="Times New Roman" w:hAnsi="Times New Roman"/>
                 <w:b w:val="1"/>
               </w:rPr>
-              <w:t>&lt;&lt;PersonCurrentAddressCity&gt;&gt;</w:t>
+              <w:t>&lt;&lt;Address_CityTm&gt;&gt;</w:t>
             </w:r>
             <w:r>
               <w:rPr>
@@ -1204,9 +1219,8 @@
             <w:r>
               <w:rPr>
                 <w:rFonts w:ascii="Times New Roman" w:hAnsi="Times New Roman"/>
-                <w:b w:val="1"/>
-              </w:rPr>
-              <w:instrText xml:space="preserve">MERGEFIELD PersonCurrentAddress</w:instrText>
+              </w:rPr>
+              <w:instrText xml:space="preserve">MERGEFIELD Address_FullAddress</w:instrText>
             </w:r>
             <w:r>
               <w:rPr>
@@ -1218,9 +1232,8 @@
             <w:r>
               <w:rPr>
                 <w:rFonts w:ascii="Times New Roman" w:hAnsi="Times New Roman"/>
-                <w:b w:val="1"/>
-              </w:rPr>
-              <w:t>&lt;&lt;PersonCurrentAddress&gt;&gt;</w:t>
+              </w:rPr>
+              <w:t>&lt;&lt;Address_FullAddress&gt;&gt;</w:t>
             </w:r>
             <w:r>
               <w:rPr>
@@ -1359,7 +1372,6 @@
             <w:r>
               <w:rPr>
                 <w:rFonts w:ascii="Times New Roman" w:hAnsi="Times New Roman"/>
-                <w:b w:val="1"/>
               </w:rPr>
               <w:fldChar w:fldCharType="begin"/>
             </w:r>
@@ -1368,12 +1380,11 @@
                 <w:rFonts w:ascii="Times New Roman" w:hAnsi="Times New Roman"/>
                 <w:b w:val="1"/>
               </w:rPr>
-              <w:instrText xml:space="preserve">MERGEFIELD PersonVisaType</w:instrText>
-            </w:r>
-            <w:r>
-              <w:rPr>
-                <w:rFonts w:ascii="Times New Roman" w:hAnsi="Times New Roman"/>
-                <w:b w:val="1"/>
+              <w:instrText xml:space="preserve">MERGEFIELD Visa_TypeTm</w:instrText>
+            </w:r>
+            <w:r>
+              <w:rPr>
+                <w:rFonts w:ascii="Times New Roman" w:hAnsi="Times New Roman"/>
               </w:rPr>
               <w:fldChar w:fldCharType="separate"/>
             </w:r>
@@ -1382,12 +1393,11 @@
                 <w:rFonts w:ascii="Times New Roman" w:hAnsi="Times New Roman"/>
                 <w:b w:val="1"/>
               </w:rPr>
-              <w:t>&lt;&lt;PersonVisaType&gt;&gt;</w:t>
-            </w:r>
-            <w:r>
-              <w:rPr>
-                <w:rFonts w:ascii="Times New Roman" w:hAnsi="Times New Roman"/>
-                <w:b w:val="1"/>
+              <w:t>&lt;&lt;Visa_TypeTm&gt;&gt;</w:t>
+            </w:r>
+            <w:r>
+              <w:rPr>
+                <w:rFonts w:ascii="Times New Roman" w:hAnsi="Times New Roman"/>
               </w:rPr>
               <w:fldChar w:fldCharType="end"/>
             </w:r>
@@ -1396,7 +1406,7 @@
                 <w:rFonts w:ascii="Times New Roman" w:hAnsi="Times New Roman"/>
                 <w:b w:val="1"/>
               </w:rPr>
-              <w:t>,</w:t>
+              <w:t xml:space="preserve">, </w:t>
             </w:r>
             <w:r>
               <w:rPr>
@@ -1410,7 +1420,7 @@
                 <w:rFonts w:ascii="Times New Roman" w:hAnsi="Times New Roman"/>
                 <w:b w:val="1"/>
               </w:rPr>
-              <w:instrText xml:space="preserve">MERGEFIELD PersonVisaCategory</w:instrText>
+              <w:instrText xml:space="preserve">MERGEFIELD Visa_CategoryTm</w:instrText>
             </w:r>
             <w:r>
               <w:rPr>
@@ -1424,7 +1434,7 @@
                 <w:rFonts w:ascii="Times New Roman" w:hAnsi="Times New Roman"/>
                 <w:b w:val="1"/>
               </w:rPr>
-              <w:t>&lt;&lt;PersonVisaCategory&gt;&gt;</w:t>
+              <w:t>&lt;&lt;Visa_CategoryTm&gt;&gt;</w:t>
             </w:r>
             <w:r>
               <w:rPr>
@@ -1450,9 +1460,8 @@
             <w:r>
               <w:rPr>
                 <w:rFonts w:ascii="Times New Roman" w:hAnsi="Times New Roman"/>
-                <w:b w:val="1"/>
-              </w:rPr>
-              <w:instrText xml:space="preserve">MERGEFIELD PersonVisaNumber</w:instrText>
+              </w:rPr>
+              <w:instrText xml:space="preserve">MERGEFIELD Visa_Number</w:instrText>
             </w:r>
             <w:r>
               <w:rPr>
@@ -1464,9 +1473,8 @@
             <w:r>
               <w:rPr>
                 <w:rFonts w:ascii="Times New Roman" w:hAnsi="Times New Roman"/>
-                <w:b w:val="1"/>
-              </w:rPr>
-              <w:t>&lt;&lt;PersonVisaNumber&gt;&gt;</w:t>
+              </w:rPr>
+              <w:t>&lt;&lt;Visa_Number&gt;&gt;</w:t>
             </w:r>
             <w:r>
               <w:rPr>
@@ -1516,40 +1524,35 @@
               <w:rPr>
                 <w:rFonts w:ascii="Times New Roman" w:hAnsi="Times New Roman"/>
               </w:rPr>
-              <w:t xml:space="preserve">  </w:t>
-            </w:r>
-            <w:r>
-              <w:rPr>
-                <w:rFonts w:ascii="Times New Roman" w:hAnsi="Times New Roman"/>
-                <w:b w:val="1"/>
+              <w:t xml:space="preserve"> </w:t>
+            </w:r>
+            <w:r>
+              <w:rPr>
+                <w:rFonts w:ascii="Times New Roman" w:hAnsi="Times New Roman"/>
               </w:rPr>
               <w:fldChar w:fldCharType="begin"/>
             </w:r>
             <w:r>
               <w:rPr>
                 <w:rFonts w:ascii="Times New Roman" w:hAnsi="Times New Roman"/>
-                <w:b w:val="1"/>
-              </w:rPr>
-              <w:instrText xml:space="preserve">MERGEFIELD PersonVisaIssuedPlace</w:instrText>
-            </w:r>
-            <w:r>
-              <w:rPr>
-                <w:rFonts w:ascii="Times New Roman" w:hAnsi="Times New Roman"/>
-                <w:b w:val="1"/>
+              </w:rPr>
+              <w:instrText xml:space="preserve">MERGEFIELD Visa_IssuedPlaceTm</w:instrText>
+            </w:r>
+            <w:r>
+              <w:rPr>
+                <w:rFonts w:ascii="Times New Roman" w:hAnsi="Times New Roman"/>
               </w:rPr>
               <w:fldChar w:fldCharType="separate"/>
             </w:r>
             <w:r>
               <w:rPr>
                 <w:rFonts w:ascii="Times New Roman" w:hAnsi="Times New Roman"/>
-                <w:b w:val="1"/>
-              </w:rPr>
-              <w:t>&lt;&lt;PersonVisaIssuedPlace&gt;&gt;</w:t>
-            </w:r>
-            <w:r>
-              <w:rPr>
-                <w:rFonts w:ascii="Times New Roman" w:hAnsi="Times New Roman"/>
-                <w:b w:val="1"/>
+              </w:rPr>
+              <w:t>&lt;&lt;Visa_IssuedPlaceTm&gt;&gt;</w:t>
+            </w:r>
+            <w:r>
+              <w:rPr>
+                <w:rFonts w:ascii="Times New Roman" w:hAnsi="Times New Roman"/>
               </w:rPr>
               <w:fldChar w:fldCharType="end"/>
             </w:r>
@@ -1599,7 +1602,6 @@
             <w:r>
               <w:rPr>
                 <w:rFonts w:ascii="Times New Roman" w:hAnsi="Times New Roman"/>
-                <w:b w:val="1"/>
               </w:rPr>
               <w:fldChar w:fldCharType="begin"/>
             </w:r>
@@ -1608,12 +1610,11 @@
                 <w:rFonts w:ascii="Times New Roman" w:hAnsi="Times New Roman"/>
                 <w:b w:val="1"/>
               </w:rPr>
-              <w:instrText xml:space="preserve">MERGEFIELD PersonVisaIssueDateText</w:instrText>
-            </w:r>
-            <w:r>
-              <w:rPr>
-                <w:rFonts w:ascii="Times New Roman" w:hAnsi="Times New Roman"/>
-                <w:b w:val="1"/>
+              <w:instrText xml:space="preserve">MERGEFIELD Visa_IssueDateText</w:instrText>
+            </w:r>
+            <w:r>
+              <w:rPr>
+                <w:rFonts w:ascii="Times New Roman" w:hAnsi="Times New Roman"/>
               </w:rPr>
               <w:fldChar w:fldCharType="separate"/>
             </w:r>
@@ -1622,12 +1623,11 @@
                 <w:rFonts w:ascii="Times New Roman" w:hAnsi="Times New Roman"/>
                 <w:b w:val="1"/>
               </w:rPr>
-              <w:t>&lt;&lt;PersonVisaIssueDateText&gt;&gt;</w:t>
-            </w:r>
-            <w:r>
-              <w:rPr>
-                <w:rFonts w:ascii="Times New Roman" w:hAnsi="Times New Roman"/>
-                <w:b w:val="1"/>
+              <w:t>&lt;&lt;Visa_IssueDateText&gt;&gt;</w:t>
+            </w:r>
+            <w:r>
+              <w:rPr>
+                <w:rFonts w:ascii="Times New Roman" w:hAnsi="Times New Roman"/>
               </w:rPr>
               <w:fldChar w:fldCharType="end"/>
             </w:r>
@@ -1650,7 +1650,7 @@
                 <w:rFonts w:ascii="Times New Roman" w:hAnsi="Times New Roman"/>
                 <w:b w:val="1"/>
               </w:rPr>
-              <w:instrText xml:space="preserve">MERGEFIELD PersonVisaStartDateText</w:instrText>
+              <w:instrText xml:space="preserve">MERGEFIELD Visa_StartDateText</w:instrText>
             </w:r>
             <w:r>
               <w:rPr>
@@ -1664,7 +1664,7 @@
                 <w:rFonts w:ascii="Times New Roman" w:hAnsi="Times New Roman"/>
                 <w:b w:val="1"/>
               </w:rPr>
-              <w:t>&lt;&lt;PersonVisaStartDateText&gt;&gt;</w:t>
+              <w:t>&lt;&lt;Visa_StartDateText&gt;&gt;</w:t>
             </w:r>
             <w:r>
               <w:rPr>
@@ -1690,9 +1690,8 @@
             <w:r>
               <w:rPr>
                 <w:rFonts w:ascii="Times New Roman" w:hAnsi="Times New Roman"/>
-                <w:b w:val="1"/>
-              </w:rPr>
-              <w:instrText xml:space="preserve">MERGEFIELD PersonVisaExpirationDateText</w:instrText>
+              </w:rPr>
+              <w:instrText xml:space="preserve">MERGEFIELD Visa_ExpirationDateText</w:instrText>
             </w:r>
             <w:r>
               <w:rPr>
@@ -1704,9 +1703,8 @@
             <w:r>
               <w:rPr>
                 <w:rFonts w:ascii="Times New Roman" w:hAnsi="Times New Roman"/>
-                <w:b w:val="1"/>
-              </w:rPr>
-              <w:t>&lt;&lt;PersonVisaExpirationDateText&gt;&gt;</w:t>
+              </w:rPr>
+              <w:t>&lt;&lt;Visa_ExpirationDateText&gt;&gt;</w:t>
             </w:r>
             <w:r>
               <w:rPr>
@@ -1756,7 +1754,43 @@
               <w:rPr>
                 <w:rFonts w:ascii="Times New Roman" w:hAnsi="Times New Roman"/>
               </w:rPr>
-              <w:t xml:space="preserve">                            </w:t>
+              <w:t xml:space="preserve">        </w:t>
+            </w:r>
+            <w:r>
+              <w:rPr>
+                <w:rFonts w:ascii="Times New Roman" w:hAnsi="Times New Roman"/>
+              </w:rPr>
+              <w:fldChar w:fldCharType="begin"/>
+            </w:r>
+            <w:r>
+              <w:rPr>
+                <w:rFonts w:ascii="Times New Roman" w:hAnsi="Times New Roman"/>
+              </w:rPr>
+              <w:instrText xml:space="preserve">MERGEFIELD Travel_DateText</w:instrText>
+            </w:r>
+            <w:r>
+              <w:rPr>
+                <w:rFonts w:ascii="Times New Roman" w:hAnsi="Times New Roman"/>
+              </w:rPr>
+              <w:fldChar w:fldCharType="separate"/>
+            </w:r>
+            <w:r>
+              <w:rPr>
+                <w:rFonts w:ascii="Times New Roman" w:hAnsi="Times New Roman"/>
+              </w:rPr>
+              <w:t>&lt;&lt;Travel_DateText&gt;&gt;</w:t>
+            </w:r>
+            <w:r>
+              <w:rPr>
+                <w:rFonts w:ascii="Times New Roman" w:hAnsi="Times New Roman"/>
+              </w:rPr>
+              <w:fldChar w:fldCharType="end"/>
+            </w:r>
+            <w:r>
+              <w:rPr>
+                <w:rFonts w:ascii="Times New Roman" w:hAnsi="Times New Roman"/>
+              </w:rPr>
+              <w:t xml:space="preserve">                    </w:t>
             </w:r>
             <w:r>
               <w:rPr>
@@ -1771,6 +1805,36 @@
                 <w:rFonts w:ascii="Times New Roman" w:hAnsi="Times New Roman"/>
               </w:rPr>
               <w:t xml:space="preserve">  </w:t>
+            </w:r>
+            <w:r>
+              <w:rPr>
+                <w:rFonts w:ascii="Times New Roman" w:hAnsi="Times New Roman"/>
+              </w:rPr>
+              <w:fldChar w:fldCharType="begin"/>
+            </w:r>
+            <w:r>
+              <w:rPr>
+                <w:rFonts w:ascii="Times New Roman" w:hAnsi="Times New Roman"/>
+              </w:rPr>
+              <w:instrText xml:space="preserve">MERGEFIELD Travel_CheckPointTm</w:instrText>
+            </w:r>
+            <w:r>
+              <w:rPr>
+                <w:rFonts w:ascii="Times New Roman" w:hAnsi="Times New Roman"/>
+              </w:rPr>
+              <w:fldChar w:fldCharType="separate"/>
+            </w:r>
+            <w:r>
+              <w:rPr>
+                <w:rFonts w:ascii="Times New Roman" w:hAnsi="Times New Roman"/>
+              </w:rPr>
+              <w:t>&lt;&lt;Travel_CheckPointTm&gt;&gt;</w:t>
+            </w:r>
+            <w:r>
+              <w:rPr>
+                <w:rFonts w:ascii="Times New Roman" w:hAnsi="Times New Roman"/>
+              </w:rPr>
+              <w:fldChar w:fldCharType="end"/>
             </w:r>
           </w:p>
         </w:tc>

--- a/Visa2026.Module/Resources/Form_16.docx
+++ b/Visa2026.Module/Resources/Form_16.docx
@@ -149,7 +149,14 @@
               <w:rPr>
                 <w:rFonts w:ascii="Times New Roman" w:hAnsi="Times New Roman"/>
               </w:rPr>
-              <w:t xml:space="preserve">  </w:t>
+              <w:t xml:space="preserve"> </w:t>
+            </w:r>
+            <w:r>
+              <w:rPr>
+                <w:rFonts w:ascii="Times New Roman" w:hAnsi="Times New Roman"/>
+                <w:b w:val="1"/>
+              </w:rPr>
+              <w:t xml:space="preserve"> </w:t>
             </w:r>
             <w:r>
               <w:rPr>
@@ -161,6 +168,7 @@
             <w:r>
               <w:rPr>
                 <w:rFonts w:ascii="Times New Roman" w:hAnsi="Times New Roman"/>
+                <w:b w:val="1"/>
               </w:rPr>
               <w:instrText xml:space="preserve">MERGEFIELD Person_FullName</w:instrText>
             </w:r>
@@ -174,6 +182,7 @@
             <w:r>
               <w:rPr>
                 <w:rFonts w:ascii="Times New Roman" w:hAnsi="Times New Roman"/>
+                <w:b w:val="1"/>
               </w:rPr>
               <w:t>&lt;&lt;Person_FullName&gt;&gt;</w:t>
             </w:r>
@@ -284,30 +293,35 @@
             <w:r>
               <w:rPr>
                 <w:rFonts w:ascii="Times New Roman" w:hAnsi="Times New Roman"/>
+                <w:b w:val="1"/>
               </w:rPr>
               <w:fldChar w:fldCharType="begin"/>
             </w:r>
             <w:r>
               <w:rPr>
                 <w:rFonts w:ascii="Times New Roman" w:hAnsi="Times New Roman"/>
+                <w:b w:val="1"/>
               </w:rPr>
               <w:instrText xml:space="preserve">MERGEFIELD Person_NationalityCode</w:instrText>
             </w:r>
             <w:r>
               <w:rPr>
                 <w:rFonts w:ascii="Times New Roman" w:hAnsi="Times New Roman"/>
+                <w:b w:val="1"/>
               </w:rPr>
               <w:fldChar w:fldCharType="separate"/>
             </w:r>
             <w:r>
               <w:rPr>
                 <w:rFonts w:ascii="Times New Roman" w:hAnsi="Times New Roman"/>
+                <w:b w:val="1"/>
               </w:rPr>
               <w:t>&lt;&lt;Person_NationalityCode&gt;&gt;</w:t>
             </w:r>
             <w:r>
               <w:rPr>
                 <w:rFonts w:ascii="Times New Roman" w:hAnsi="Times New Roman"/>
+                <w:b w:val="1"/>
               </w:rPr>
               <w:fldChar w:fldCharType="end"/>
             </w:r>
@@ -341,6 +355,7 @@
             <w:r>
               <w:rPr>
                 <w:rFonts w:ascii="Times New Roman" w:hAnsi="Times New Roman"/>
+                <w:b w:val="1"/>
               </w:rPr>
               <w:instrText xml:space="preserve">MERGEFIELD Person_BirthPlace</w:instrText>
             </w:r>
@@ -354,6 +369,7 @@
             <w:r>
               <w:rPr>
                 <w:rFonts w:ascii="Times New Roman" w:hAnsi="Times New Roman"/>
+                <w:b w:val="1"/>
               </w:rPr>
               <w:t>&lt;&lt;Person_BirthPlace&gt;&gt;</w:t>
             </w:r>
@@ -479,6 +495,7 @@
             <w:r>
               <w:rPr>
                 <w:rFonts w:ascii="Times New Roman" w:hAnsi="Times New Roman"/>
+                <w:b w:val="1"/>
               </w:rPr>
               <w:instrText xml:space="preserve">MERGEFIELD Passport_ExpirationDateText</w:instrText>
             </w:r>
@@ -492,6 +509,7 @@
             <w:r>
               <w:rPr>
                 <w:rFonts w:ascii="Times New Roman" w:hAnsi="Times New Roman"/>
+                <w:b w:val="1"/>
               </w:rPr>
               <w:t>&lt;&lt;Passport_ExpirationDateText&gt;&gt;</w:t>
             </w:r>
@@ -652,6 +670,7 @@
             <w:r>
               <w:rPr>
                 <w:rFonts w:ascii="Times New Roman" w:hAnsi="Times New Roman"/>
+                <w:b w:val="1"/>
               </w:rPr>
               <w:instrText xml:space="preserve">MERGEFIELD Person_BirthPlace</w:instrText>
             </w:r>
@@ -665,6 +684,7 @@
             <w:r>
               <w:rPr>
                 <w:rFonts w:ascii="Times New Roman" w:hAnsi="Times New Roman"/>
+                <w:b w:val="1"/>
               </w:rPr>
               <w:t>&lt;&lt;Person_BirthPlace&gt;&gt;</w:t>
             </w:r>
@@ -807,6 +827,7 @@
             <w:r>
               <w:rPr>
                 <w:rFonts w:ascii="Times New Roman" w:hAnsi="Times New Roman"/>
+                <w:b w:val="1"/>
               </w:rPr>
               <w:instrText xml:space="preserve">MERGEFIELD Person_ForeignAddressCountryCode</w:instrText>
             </w:r>
@@ -820,6 +841,7 @@
             <w:r>
               <w:rPr>
                 <w:rFonts w:ascii="Times New Roman" w:hAnsi="Times New Roman"/>
+                <w:b w:val="1"/>
               </w:rPr>
               <w:t>&lt;&lt;Person_ForeignAddressCountryCode&gt;&gt;</w:t>
             </w:r>
@@ -871,35 +893,41 @@
               <w:pStyle w:val="P0"/>
               <w:rPr>
                 <w:rFonts w:ascii="Times New Roman" w:hAnsi="Times New Roman"/>
-              </w:rPr>
-            </w:pPr>
-            <w:r>
-              <w:rPr>
-                <w:rFonts w:ascii="Times New Roman" w:hAnsi="Times New Roman"/>
+                <w:b w:val="1"/>
+              </w:rPr>
+            </w:pPr>
+            <w:r>
+              <w:rPr>
+                <w:rFonts w:ascii="Times New Roman" w:hAnsi="Times New Roman"/>
+                <w:b w:val="1"/>
               </w:rPr>
               <w:fldChar w:fldCharType="begin"/>
             </w:r>
             <w:r>
               <w:rPr>
                 <w:rFonts w:ascii="Times New Roman" w:hAnsi="Times New Roman"/>
+                <w:b w:val="1"/>
               </w:rPr>
               <w:instrText xml:space="preserve">MERGEFIELD Person_ForeignAddress</w:instrText>
             </w:r>
             <w:r>
               <w:rPr>
                 <w:rFonts w:ascii="Times New Roman" w:hAnsi="Times New Roman"/>
+                <w:b w:val="1"/>
               </w:rPr>
               <w:fldChar w:fldCharType="separate"/>
             </w:r>
             <w:r>
               <w:rPr>
                 <w:rFonts w:ascii="Times New Roman" w:hAnsi="Times New Roman"/>
+                <w:b w:val="1"/>
               </w:rPr>
               <w:t>&lt;&lt;Person_ForeignAddress&gt;&gt;</w:t>
             </w:r>
             <w:r>
               <w:rPr>
                 <w:rFonts w:ascii="Times New Roman" w:hAnsi="Times New Roman"/>
+                <w:b w:val="1"/>
               </w:rPr>
               <w:fldChar w:fldCharType="end"/>
             </w:r>
@@ -1039,6 +1067,7 @@
             <w:r>
               <w:rPr>
                 <w:rFonts w:ascii="Times New Roman" w:hAnsi="Times New Roman"/>
+                <w:b w:val="1"/>
               </w:rPr>
               <w:instrText xml:space="preserve">MERGEFIELD Position_PositionTm</w:instrText>
             </w:r>
@@ -1052,6 +1081,7 @@
             <w:r>
               <w:rPr>
                 <w:rFonts w:ascii="Times New Roman" w:hAnsi="Times New Roman"/>
+                <w:b w:val="1"/>
               </w:rPr>
               <w:t>&lt;&lt;Position_PositionTm&gt;&gt;</w:t>
             </w:r>
@@ -1219,6 +1249,7 @@
             <w:r>
               <w:rPr>
                 <w:rFonts w:ascii="Times New Roman" w:hAnsi="Times New Roman"/>
+                <w:b w:val="1"/>
               </w:rPr>
               <w:instrText xml:space="preserve">MERGEFIELD Address_FullAddress</w:instrText>
             </w:r>
@@ -1232,6 +1263,7 @@
             <w:r>
               <w:rPr>
                 <w:rFonts w:ascii="Times New Roman" w:hAnsi="Times New Roman"/>
+                <w:b w:val="1"/>
               </w:rPr>
               <w:t>&lt;&lt;Address_FullAddress&gt;&gt;</w:t>
             </w:r>
@@ -1460,6 +1492,7 @@
             <w:r>
               <w:rPr>
                 <w:rFonts w:ascii="Times New Roman" w:hAnsi="Times New Roman"/>
+                <w:b w:val="1"/>
               </w:rPr>
               <w:instrText xml:space="preserve">MERGEFIELD Visa_Number</w:instrText>
             </w:r>
@@ -1473,6 +1506,7 @@
             <w:r>
               <w:rPr>
                 <w:rFonts w:ascii="Times New Roman" w:hAnsi="Times New Roman"/>
+                <w:b w:val="1"/>
               </w:rPr>
               <w:t>&lt;&lt;Visa_Number&gt;&gt;</w:t>
             </w:r>
@@ -1690,6 +1724,7 @@
             <w:r>
               <w:rPr>
                 <w:rFonts w:ascii="Times New Roman" w:hAnsi="Times New Roman"/>
+                <w:b w:val="1"/>
               </w:rPr>
               <w:instrText xml:space="preserve">MERGEFIELD Visa_ExpirationDateText</w:instrText>
             </w:r>
@@ -1703,6 +1738,7 @@
             <w:r>
               <w:rPr>
                 <w:rFonts w:ascii="Times New Roman" w:hAnsi="Times New Roman"/>
+                <w:b w:val="1"/>
               </w:rPr>
               <w:t>&lt;&lt;Visa_ExpirationDateText&gt;&gt;</w:t>
             </w:r>
@@ -1759,38 +1795,50 @@
             <w:r>
               <w:rPr>
                 <w:rFonts w:ascii="Times New Roman" w:hAnsi="Times New Roman"/>
+                <w:b w:val="1"/>
               </w:rPr>
               <w:fldChar w:fldCharType="begin"/>
             </w:r>
             <w:r>
               <w:rPr>
                 <w:rFonts w:ascii="Times New Roman" w:hAnsi="Times New Roman"/>
+                <w:b w:val="1"/>
               </w:rPr>
               <w:instrText xml:space="preserve">MERGEFIELD Travel_DateText</w:instrText>
             </w:r>
             <w:r>
               <w:rPr>
                 <w:rFonts w:ascii="Times New Roman" w:hAnsi="Times New Roman"/>
+                <w:b w:val="1"/>
               </w:rPr>
               <w:fldChar w:fldCharType="separate"/>
             </w:r>
             <w:r>
               <w:rPr>
                 <w:rFonts w:ascii="Times New Roman" w:hAnsi="Times New Roman"/>
+                <w:b w:val="1"/>
               </w:rPr>
               <w:t>&lt;&lt;Travel_DateText&gt;&gt;</w:t>
             </w:r>
             <w:r>
               <w:rPr>
                 <w:rFonts w:ascii="Times New Roman" w:hAnsi="Times New Roman"/>
+                <w:b w:val="1"/>
               </w:rPr>
               <w:fldChar w:fldCharType="end"/>
             </w:r>
             <w:r>
               <w:rPr>
                 <w:rFonts w:ascii="Times New Roman" w:hAnsi="Times New Roman"/>
-              </w:rPr>
-              <w:t xml:space="preserve">                    </w:t>
+                <w:b w:val="1"/>
+              </w:rPr>
+              <w:t xml:space="preserve">   </w:t>
+            </w:r>
+            <w:r>
+              <w:rPr>
+                <w:rFonts w:ascii="Times New Roman" w:hAnsi="Times New Roman"/>
+              </w:rPr>
+              <w:t xml:space="preserve">                 </w:t>
             </w:r>
             <w:r>
               <w:rPr>
@@ -1809,30 +1857,35 @@
             <w:r>
               <w:rPr>
                 <w:rFonts w:ascii="Times New Roman" w:hAnsi="Times New Roman"/>
+                <w:b w:val="1"/>
               </w:rPr>
               <w:fldChar w:fldCharType="begin"/>
             </w:r>
             <w:r>
               <w:rPr>
                 <w:rFonts w:ascii="Times New Roman" w:hAnsi="Times New Roman"/>
+                <w:b w:val="1"/>
               </w:rPr>
               <w:instrText xml:space="preserve">MERGEFIELD Travel_CheckPointTm</w:instrText>
             </w:r>
             <w:r>
               <w:rPr>
                 <w:rFonts w:ascii="Times New Roman" w:hAnsi="Times New Roman"/>
+                <w:b w:val="1"/>
               </w:rPr>
               <w:fldChar w:fldCharType="separate"/>
             </w:r>
             <w:r>
               <w:rPr>
                 <w:rFonts w:ascii="Times New Roman" w:hAnsi="Times New Roman"/>
+                <w:b w:val="1"/>
               </w:rPr>
               <w:t>&lt;&lt;Travel_CheckPointTm&gt;&gt;</w:t>
             </w:r>
             <w:r>
               <w:rPr>
                 <w:rFonts w:ascii="Times New Roman" w:hAnsi="Times New Roman"/>
+                <w:b w:val="1"/>
               </w:rPr>
               <w:fldChar w:fldCharType="end"/>
             </w:r>
@@ -1880,6 +1933,41 @@
               </w:rPr>
               <w:t xml:space="preserve">  </w:t>
             </w:r>
+            <w:r>
+              <w:rPr>
+                <w:rFonts w:ascii="Times New Roman" w:hAnsi="Times New Roman"/>
+                <w:b w:val="1"/>
+              </w:rPr>
+              <w:fldChar w:fldCharType="begin"/>
+            </w:r>
+            <w:r>
+              <w:rPr>
+                <w:rFonts w:ascii="Times New Roman" w:hAnsi="Times New Roman"/>
+                <w:b w:val="1"/>
+              </w:rPr>
+              <w:instrText xml:space="preserve">MERGEFIELD Person_CompanyName</w:instrText>
+            </w:r>
+            <w:r>
+              <w:rPr>
+                <w:rFonts w:ascii="Times New Roman" w:hAnsi="Times New Roman"/>
+                <w:b w:val="1"/>
+              </w:rPr>
+              <w:fldChar w:fldCharType="separate"/>
+            </w:r>
+            <w:r>
+              <w:rPr>
+                <w:rFonts w:ascii="Times New Roman" w:hAnsi="Times New Roman"/>
+                <w:b w:val="1"/>
+              </w:rPr>
+              <w:t>&lt;&lt;Person_CompanyName&gt;&gt;</w:t>
+            </w:r>
+            <w:r>
+              <w:rPr>
+                <w:rFonts w:ascii="Times New Roman" w:hAnsi="Times New Roman"/>
+                <w:b w:val="1"/>
+              </w:rPr>
+              <w:fldChar w:fldCharType="end"/>
+            </w:r>
           </w:p>
         </w:tc>
       </w:tr>
@@ -1907,21 +1995,49 @@
               <w:rPr>
                 <w:rFonts w:ascii="Times New Roman" w:hAnsi="Times New Roman"/>
               </w:rPr>
-              <w:t xml:space="preserve">                                                                    </w:t>
-            </w:r>
-            <w:r>
-              <w:rPr>
-                <w:rFonts w:ascii="Times New Roman" w:hAnsi="Times New Roman"/>
-                <w:color w:val="000000"/>
-                <w:sz w:val="22"/>
-              </w:rPr>
-              <w:t xml:space="preserve">(familiýasy, ady, doglan ýyly, öý salgysy)</w:t>
-            </w:r>
-            <w:r>
-              <w:rPr>
-                <w:rFonts w:ascii="Times New Roman" w:hAnsi="Times New Roman"/>
+              <w:t xml:space="preserve">                                                                  </w:t>
+            </w:r>
+            <w:r>
+              <w:rPr>
+                <w:rFonts w:ascii="Times New Roman" w:hAnsi="Times New Roman"/>
+                <w:b w:val="1"/>
               </w:rPr>
               <w:t xml:space="preserve">  </w:t>
+            </w:r>
+            <w:r>
+              <w:rPr>
+                <w:rFonts w:ascii="Times New Roman" w:hAnsi="Times New Roman"/>
+                <w:b w:val="1"/>
+              </w:rPr>
+              <w:fldChar w:fldCharType="begin"/>
+            </w:r>
+            <w:r>
+              <w:rPr>
+                <w:rFonts w:ascii="Times New Roman" w:hAnsi="Times New Roman"/>
+                <w:b w:val="1"/>
+              </w:rPr>
+              <w:instrText xml:space="preserve">MERGEFIELD Person_CompanyAddress</w:instrText>
+            </w:r>
+            <w:r>
+              <w:rPr>
+                <w:rFonts w:ascii="Times New Roman" w:hAnsi="Times New Roman"/>
+                <w:b w:val="1"/>
+              </w:rPr>
+              <w:fldChar w:fldCharType="separate"/>
+            </w:r>
+            <w:r>
+              <w:rPr>
+                <w:rFonts w:ascii="Times New Roman" w:hAnsi="Times New Roman"/>
+                <w:b w:val="1"/>
+              </w:rPr>
+              <w:t>&lt;&lt;Person_CompanyAddress&gt;&gt;</w:t>
+            </w:r>
+            <w:r>
+              <w:rPr>
+                <w:rFonts w:ascii="Times New Roman" w:hAnsi="Times New Roman"/>
+                <w:b w:val="1"/>
+              </w:rPr>
+              <w:fldChar w:fldCharType="end"/>
             </w:r>
           </w:p>
         </w:tc>
@@ -1934,6 +2050,7 @@
           </w:tcPr>
           <w:p>
             <w:pPr>
+              <w:jc w:val="center"/>
               <w:pBdr>
                 <w:top w:val="nil" w:sz="0" w:space="0" w:shadow="0" w:frame="0"/>
                 <w:left w:val="nil" w:sz="0" w:space="0" w:shadow="0" w:frame="0"/>
@@ -1946,6 +2063,26 @@
                 <w:rFonts w:ascii="Times New Roman" w:hAnsi="Times New Roman"/>
               </w:rPr>
             </w:pPr>
+            <w:r>
+              <w:rPr>
+                <w:rFonts w:ascii="Times New Roman" w:hAnsi="Times New Roman"/>
+              </w:rPr>
+              <w:t xml:space="preserve"> </w:t>
+            </w:r>
+            <w:r>
+              <w:rPr>
+                <w:rFonts w:ascii="Times New Roman" w:hAnsi="Times New Roman"/>
+                <w:color w:val="000000"/>
+                <w:sz w:val="22"/>
+              </w:rPr>
+              <w:t xml:space="preserve">(familiýasy, ady, doglan ýyly, öý salgysy)</w:t>
+            </w:r>
+            <w:r>
+              <w:rPr>
+                <w:rFonts w:ascii="Times New Roman" w:hAnsi="Times New Roman"/>
+              </w:rPr>
+              <w:t xml:space="preserve">  </w:t>
+            </w:r>
           </w:p>
         </w:tc>
       </w:tr>
@@ -1973,7 +2110,55 @@
               <w:rPr>
                 <w:rFonts w:ascii="Times New Roman" w:hAnsi="Times New Roman"/>
               </w:rPr>
-              <w:t xml:space="preserve">Dolduran edara                              Wagty</w:t>
+              <w:t xml:space="preserve">Dolduran edara              </w:t>
+            </w:r>
+            <w:r>
+              <w:rPr>
+                <w:rFonts w:ascii="Times New Roman" w:hAnsi="Times New Roman"/>
+                <w:b w:val="1"/>
+              </w:rPr>
+              <w:t xml:space="preserve">  TDMG  </w:t>
+            </w:r>
+            <w:r>
+              <w:rPr>
+                <w:rFonts w:ascii="Times New Roman" w:hAnsi="Times New Roman"/>
+              </w:rPr>
+              <w:t xml:space="preserve">            Wagty: </w:t>
+            </w:r>
+            <w:r>
+              <w:rPr>
+                <w:rFonts w:ascii="Times New Roman" w:hAnsi="Times New Roman"/>
+                <w:b w:val="1"/>
+              </w:rPr>
+              <w:fldChar w:fldCharType="begin"/>
+            </w:r>
+            <w:r>
+              <w:rPr>
+                <w:rFonts w:ascii="Times New Roman" w:hAnsi="Times New Roman"/>
+                <w:b w:val="1"/>
+              </w:rPr>
+              <w:instrText xml:space="preserve">MERGEFIELD Application_RegistrationDateText</w:instrText>
+            </w:r>
+            <w:r>
+              <w:rPr>
+                <w:rFonts w:ascii="Times New Roman" w:hAnsi="Times New Roman"/>
+                <w:b w:val="1"/>
+              </w:rPr>
+              <w:fldChar w:fldCharType="separate"/>
+            </w:r>
+            <w:r>
+              <w:rPr>
+                <w:rFonts w:ascii="Times New Roman" w:hAnsi="Times New Roman"/>
+                <w:b w:val="1"/>
+              </w:rPr>
+              <w:t>&lt;&lt;Application_RegistrationDateText&gt;&gt;</w:t>
+            </w:r>
+            <w:r>
+              <w:rPr>
+                <w:rFonts w:ascii="Times New Roman" w:hAnsi="Times New Roman"/>
+                <w:b w:val="1"/>
+              </w:rPr>
+              <w:fldChar w:fldCharType="end"/>
             </w:r>
           </w:p>
         </w:tc>
@@ -2088,12 +2273,12 @@
         <w:tblLook w:val="04A0"/>
       </w:tblPr>
       <w:tblGrid>
-        <w:gridCol w:w="1800"/>
-        <w:gridCol w:w="1800"/>
-        <w:gridCol w:w="1800"/>
-        <w:gridCol w:w="1800"/>
-        <w:gridCol w:w="1800"/>
-        <w:gridCol w:w="1800"/>
+        <w:gridCol w:w="922"/>
+        <w:gridCol w:w="774"/>
+        <w:gridCol w:w="3149"/>
+        <w:gridCol w:w="2482"/>
+        <w:gridCol w:w="2476"/>
+        <w:gridCol w:w="997"/>
       </w:tblGrid>
       <w:tr>
         <w:tc>
@@ -2585,8 +2770,44 @@
               <w:pStyle w:val="P0"/>
               <w:rPr>
                 <w:rFonts w:ascii="Times New Roman" w:hAnsi="Times New Roman"/>
-              </w:rPr>
-            </w:pPr>
+                <w:b w:val="1"/>
+              </w:rPr>
+            </w:pPr>
+            <w:r>
+              <w:rPr>
+                <w:rFonts w:ascii="Times New Roman" w:hAnsi="Times New Roman"/>
+                <w:b w:val="1"/>
+              </w:rPr>
+              <w:fldChar w:fldCharType="begin"/>
+            </w:r>
+            <w:r>
+              <w:rPr>
+                <w:rFonts w:ascii="Times New Roman" w:hAnsi="Times New Roman"/>
+                <w:b w:val="1"/>
+              </w:rPr>
+              <w:instrText xml:space="preserve">MERGEFIELD Application_RegistrationDateText</w:instrText>
+            </w:r>
+            <w:r>
+              <w:rPr>
+                <w:rFonts w:ascii="Times New Roman" w:hAnsi="Times New Roman"/>
+                <w:b w:val="1"/>
+              </w:rPr>
+              <w:fldChar w:fldCharType="separate"/>
+            </w:r>
+            <w:r>
+              <w:rPr>
+                <w:rFonts w:ascii="Times New Roman" w:hAnsi="Times New Roman"/>
+                <w:b w:val="1"/>
+              </w:rPr>
+              <w:t>&lt;&lt;Application_RegistrationDateText&gt;&gt;</w:t>
+            </w:r>
+            <w:r>
+              <w:rPr>
+                <w:rFonts w:ascii="Times New Roman" w:hAnsi="Times New Roman"/>
+                <w:b w:val="1"/>
+              </w:rPr>
+              <w:fldChar w:fldCharType="end"/>
+            </w:r>
           </w:p>
         </w:tc>
         <w:tc>
@@ -2598,8 +2819,44 @@
               <w:pStyle w:val="P0"/>
               <w:rPr>
                 <w:rFonts w:ascii="Times New Roman" w:hAnsi="Times New Roman"/>
-              </w:rPr>
-            </w:pPr>
+                <w:b w:val="1"/>
+              </w:rPr>
+            </w:pPr>
+            <w:r>
+              <w:rPr>
+                <w:rFonts w:ascii="Times New Roman" w:hAnsi="Times New Roman"/>
+                <w:b w:val="1"/>
+              </w:rPr>
+              <w:fldChar w:fldCharType="begin"/>
+            </w:r>
+            <w:r>
+              <w:rPr>
+                <w:rFonts w:ascii="Times New Roman" w:hAnsi="Times New Roman"/>
+                <w:b w:val="1"/>
+              </w:rPr>
+              <w:instrText xml:space="preserve">MERGEFIELD Visa_ExpirationDateText</w:instrText>
+            </w:r>
+            <w:r>
+              <w:rPr>
+                <w:rFonts w:ascii="Times New Roman" w:hAnsi="Times New Roman"/>
+                <w:b w:val="1"/>
+              </w:rPr>
+              <w:fldChar w:fldCharType="separate"/>
+            </w:r>
+            <w:r>
+              <w:rPr>
+                <w:rFonts w:ascii="Times New Roman" w:hAnsi="Times New Roman"/>
+                <w:b w:val="1"/>
+              </w:rPr>
+              <w:t>&lt;&lt;Visa_ExpirationDateText&gt;&gt;</w:t>
+            </w:r>
+            <w:r>
+              <w:rPr>
+                <w:rFonts w:ascii="Times New Roman" w:hAnsi="Times New Roman"/>
+                <w:b w:val="1"/>
+              </w:rPr>
+              <w:fldChar w:fldCharType="end"/>
+            </w:r>
           </w:p>
         </w:tc>
         <w:tc>
@@ -2611,8 +2868,86 @@
               <w:pStyle w:val="P0"/>
               <w:rPr>
                 <w:rFonts w:ascii="Times New Roman" w:hAnsi="Times New Roman"/>
-              </w:rPr>
-            </w:pPr>
+                <w:b w:val="1"/>
+              </w:rPr>
+            </w:pPr>
+            <w:r>
+              <w:rPr>
+                <w:rFonts w:ascii="Times New Roman" w:hAnsi="Times New Roman"/>
+                <w:b w:val="1"/>
+              </w:rPr>
+              <w:fldChar w:fldCharType="begin"/>
+            </w:r>
+            <w:r>
+              <w:rPr>
+                <w:rFonts w:ascii="Times New Roman" w:hAnsi="Times New Roman"/>
+                <w:b w:val="1"/>
+              </w:rPr>
+              <w:instrText xml:space="preserve">MERGEFIELD Application_FullNumber</w:instrText>
+            </w:r>
+            <w:r>
+              <w:rPr>
+                <w:rFonts w:ascii="Times New Roman" w:hAnsi="Times New Roman"/>
+                <w:b w:val="1"/>
+              </w:rPr>
+              <w:fldChar w:fldCharType="separate"/>
+            </w:r>
+            <w:r>
+              <w:rPr>
+                <w:rFonts w:ascii="Times New Roman" w:hAnsi="Times New Roman"/>
+                <w:b w:val="1"/>
+              </w:rPr>
+              <w:t>&lt;&lt;Application_FullNumber&gt;&gt;</w:t>
+            </w:r>
+            <w:r>
+              <w:rPr>
+                <w:rFonts w:ascii="Times New Roman" w:hAnsi="Times New Roman"/>
+                <w:b w:val="1"/>
+              </w:rPr>
+              <w:fldChar w:fldCharType="end"/>
+            </w:r>
+            <w:r>
+              <w:rPr>
+                <w:rFonts w:ascii="Times New Roman" w:hAnsi="Times New Roman"/>
+                <w:b w:val="1"/>
+              </w:rPr>
+              <w:t xml:space="preserve">    </w:t>
+            </w:r>
+            <w:r>
+              <w:rPr>
+                <w:rFonts w:ascii="Times New Roman" w:hAnsi="Times New Roman"/>
+                <w:b w:val="1"/>
+              </w:rPr>
+              <w:fldChar w:fldCharType="begin"/>
+            </w:r>
+            <w:r>
+              <w:rPr>
+                <w:rFonts w:ascii="Times New Roman" w:hAnsi="Times New Roman"/>
+                <w:b w:val="1"/>
+              </w:rPr>
+              <w:instrText xml:space="preserve">MERGEFIELD Application_DateText</w:instrText>
+            </w:r>
+            <w:r>
+              <w:rPr>
+                <w:rFonts w:ascii="Times New Roman" w:hAnsi="Times New Roman"/>
+                <w:b w:val="1"/>
+              </w:rPr>
+              <w:fldChar w:fldCharType="separate"/>
+            </w:r>
+            <w:r>
+              <w:rPr>
+                <w:rFonts w:ascii="Times New Roman" w:hAnsi="Times New Roman"/>
+                <w:b w:val="1"/>
+              </w:rPr>
+              <w:t>&lt;&lt;Application_DateText&gt;&gt;</w:t>
+            </w:r>
+            <w:r>
+              <w:rPr>
+                <w:rFonts w:ascii="Times New Roman" w:hAnsi="Times New Roman"/>
+                <w:b w:val="1"/>
+              </w:rPr>
+              <w:fldChar w:fldCharType="end"/>
+            </w:r>
           </w:p>
         </w:tc>
         <w:tc>
@@ -3001,8 +3336,128 @@
               <w:pStyle w:val="P0"/>
               <w:rPr>
                 <w:rFonts w:ascii="Times New Roman" w:hAnsi="Times New Roman"/>
-              </w:rPr>
-            </w:pPr>
+                <w:b w:val="1"/>
+              </w:rPr>
+            </w:pPr>
+            <w:r>
+              <w:rPr>
+                <w:rFonts w:ascii="Times New Roman" w:hAnsi="Times New Roman"/>
+                <w:b w:val="1"/>
+              </w:rPr>
+              <w:fldChar w:fldCharType="begin"/>
+            </w:r>
+            <w:r>
+              <w:rPr>
+                <w:rFonts w:ascii="Times New Roman" w:hAnsi="Times New Roman"/>
+                <w:b w:val="1"/>
+              </w:rPr>
+              <w:instrText xml:space="preserve">MERGEFIELD Address_RegionTm</w:instrText>
+            </w:r>
+            <w:r>
+              <w:rPr>
+                <w:rFonts w:ascii="Times New Roman" w:hAnsi="Times New Roman"/>
+                <w:b w:val="1"/>
+              </w:rPr>
+              <w:fldChar w:fldCharType="separate"/>
+            </w:r>
+            <w:r>
+              <w:rPr>
+                <w:rFonts w:ascii="Times New Roman" w:hAnsi="Times New Roman"/>
+                <w:b w:val="1"/>
+              </w:rPr>
+              <w:t>&lt;&lt;Address_RegionTm&gt;&gt;</w:t>
+            </w:r>
+            <w:r>
+              <w:rPr>
+                <w:rFonts w:ascii="Times New Roman" w:hAnsi="Times New Roman"/>
+                <w:b w:val="1"/>
+              </w:rPr>
+              <w:fldChar w:fldCharType="end"/>
+            </w:r>
+            <w:r>
+              <w:rPr>
+                <w:rFonts w:ascii="Times New Roman" w:hAnsi="Times New Roman"/>
+                <w:b w:val="1"/>
+              </w:rPr>
+              <w:t xml:space="preserve">, </w:t>
+            </w:r>
+            <w:r>
+              <w:rPr>
+                <w:rFonts w:ascii="Times New Roman" w:hAnsi="Times New Roman"/>
+                <w:b w:val="1"/>
+              </w:rPr>
+              <w:fldChar w:fldCharType="begin"/>
+            </w:r>
+            <w:r>
+              <w:rPr>
+                <w:rFonts w:ascii="Times New Roman" w:hAnsi="Times New Roman"/>
+                <w:b w:val="1"/>
+              </w:rPr>
+              <w:instrText xml:space="preserve">MERGEFIELD Address_CityTm</w:instrText>
+            </w:r>
+            <w:r>
+              <w:rPr>
+                <w:rFonts w:ascii="Times New Roman" w:hAnsi="Times New Roman"/>
+                <w:b w:val="1"/>
+              </w:rPr>
+              <w:fldChar w:fldCharType="separate"/>
+            </w:r>
+            <w:r>
+              <w:rPr>
+                <w:rFonts w:ascii="Times New Roman" w:hAnsi="Times New Roman"/>
+                <w:b w:val="1"/>
+              </w:rPr>
+              <w:t>&lt;&lt;Address_CityTm&gt;&gt;</w:t>
+            </w:r>
+            <w:r>
+              <w:rPr>
+                <w:rFonts w:ascii="Times New Roman" w:hAnsi="Times New Roman"/>
+                <w:b w:val="1"/>
+              </w:rPr>
+              <w:fldChar w:fldCharType="end"/>
+            </w:r>
+            <w:r>
+              <w:rPr>
+                <w:rFonts w:ascii="Times New Roman" w:hAnsi="Times New Roman"/>
+                <w:b w:val="1"/>
+              </w:rPr>
+              <w:t xml:space="preserve">, </w:t>
+            </w:r>
+            <w:r>
+              <w:rPr>
+                <w:rFonts w:ascii="Times New Roman" w:hAnsi="Times New Roman"/>
+                <w:b w:val="1"/>
+              </w:rPr>
+              <w:fldChar w:fldCharType="begin"/>
+            </w:r>
+            <w:r>
+              <w:rPr>
+                <w:rFonts w:ascii="Times New Roman" w:hAnsi="Times New Roman"/>
+                <w:b w:val="1"/>
+              </w:rPr>
+              <w:instrText xml:space="preserve">MERGEFIELD Address_FullAddress</w:instrText>
+            </w:r>
+            <w:r>
+              <w:rPr>
+                <w:rFonts w:ascii="Times New Roman" w:hAnsi="Times New Roman"/>
+                <w:b w:val="1"/>
+              </w:rPr>
+              <w:fldChar w:fldCharType="separate"/>
+            </w:r>
+            <w:r>
+              <w:rPr>
+                <w:rFonts w:ascii="Times New Roman" w:hAnsi="Times New Roman"/>
+                <w:b w:val="1"/>
+              </w:rPr>
+              <w:t>&lt;&lt;Address_FullAddress&gt;&gt;</w:t>
+            </w:r>
+            <w:r>
+              <w:rPr>
+                <w:rFonts w:ascii="Times New Roman" w:hAnsi="Times New Roman"/>
+                <w:b w:val="1"/>
+              </w:rPr>
+              <w:fldChar w:fldCharType="end"/>
+            </w:r>
           </w:p>
         </w:tc>
         <w:tc>
@@ -3014,8 +3469,44 @@
               <w:pStyle w:val="P0"/>
               <w:rPr>
                 <w:rFonts w:ascii="Times New Roman" w:hAnsi="Times New Roman"/>
-              </w:rPr>
-            </w:pPr>
+                <w:b w:val="1"/>
+              </w:rPr>
+            </w:pPr>
+            <w:r>
+              <w:rPr>
+                <w:rFonts w:ascii="Times New Roman" w:hAnsi="Times New Roman"/>
+                <w:b w:val="1"/>
+              </w:rPr>
+              <w:fldChar w:fldCharType="begin"/>
+            </w:r>
+            <w:r>
+              <w:rPr>
+                <w:rFonts w:ascii="Times New Roman" w:hAnsi="Times New Roman"/>
+                <w:b w:val="1"/>
+              </w:rPr>
+              <w:instrText xml:space="preserve">MERGEFIELD Travel_CheckPointTm</w:instrText>
+            </w:r>
+            <w:r>
+              <w:rPr>
+                <w:rFonts w:ascii="Times New Roman" w:hAnsi="Times New Roman"/>
+                <w:b w:val="1"/>
+              </w:rPr>
+              <w:fldChar w:fldCharType="separate"/>
+            </w:r>
+            <w:r>
+              <w:rPr>
+                <w:rFonts w:ascii="Times New Roman" w:hAnsi="Times New Roman"/>
+                <w:b w:val="1"/>
+              </w:rPr>
+              <w:t>&lt;&lt;Travel_CheckPointTm&gt;&gt;</w:t>
+            </w:r>
+            <w:r>
+              <w:rPr>
+                <w:rFonts w:ascii="Times New Roman" w:hAnsi="Times New Roman"/>
+                <w:b w:val="1"/>
+              </w:rPr>
+              <w:fldChar w:fldCharType="end"/>
+            </w:r>
           </w:p>
         </w:tc>
         <w:tc>
@@ -3027,8 +3518,44 @@
               <w:pStyle w:val="P0"/>
               <w:rPr>
                 <w:rFonts w:ascii="Times New Roman" w:hAnsi="Times New Roman"/>
-              </w:rPr>
-            </w:pPr>
+                <w:b w:val="1"/>
+              </w:rPr>
+            </w:pPr>
+            <w:r>
+              <w:rPr>
+                <w:rFonts w:ascii="Times New Roman" w:hAnsi="Times New Roman"/>
+                <w:b w:val="1"/>
+              </w:rPr>
+              <w:fldChar w:fldCharType="begin"/>
+            </w:r>
+            <w:r>
+              <w:rPr>
+                <w:rFonts w:ascii="Times New Roman" w:hAnsi="Times New Roman"/>
+                <w:b w:val="1"/>
+              </w:rPr>
+              <w:instrText xml:space="preserve">MERGEFIELD Person_CompanyName</w:instrText>
+            </w:r>
+            <w:r>
+              <w:rPr>
+                <w:rFonts w:ascii="Times New Roman" w:hAnsi="Times New Roman"/>
+                <w:b w:val="1"/>
+              </w:rPr>
+              <w:fldChar w:fldCharType="separate"/>
+            </w:r>
+            <w:r>
+              <w:rPr>
+                <w:rFonts w:ascii="Times New Roman" w:hAnsi="Times New Roman"/>
+                <w:b w:val="1"/>
+              </w:rPr>
+              <w:t>&lt;&lt;Person_CompanyName&gt;&gt;</w:t>
+            </w:r>
+            <w:r>
+              <w:rPr>
+                <w:rFonts w:ascii="Times New Roman" w:hAnsi="Times New Roman"/>
+                <w:b w:val="1"/>
+              </w:rPr>
+              <w:fldChar w:fldCharType="end"/>
+            </w:r>
           </w:p>
         </w:tc>
       </w:tr>

--- a/Visa2026.Module/Resources/Form_16.docx
+++ b/Visa2026.Module/Resources/Form_16.docx
@@ -20,12 +20,13 @@
     <w:tbl>
       <w:tblPr>
         <w:tblStyle w:val="T2"/>
-        <w:tblW w:w="0" w:type="auto"/>
+        <w:tblLayout w:type="fixed"/>
+        <w:tblW w:w="10928" w:type="dxa"/>
         <w:tblLook w:val="04A0"/>
       </w:tblPr>
       <w:tblGrid>
         <w:gridCol w:w="8642"/>
-        <w:gridCol w:w="2148"/>
+        <w:gridCol w:w="2286"/>
       </w:tblGrid>
       <w:tr>
         <w:tc>
@@ -62,7 +63,7 @@
         </w:tc>
         <w:tc>
           <w:tcPr>
-            <w:tcW w:w="2148" w:type="dxa"/>
+            <w:tcW w:w="2286" w:type="dxa"/>
             <w:tcBorders>
               <w:top w:val="single" w:sz="6" w:space="0" w:shadow="0" w:frame="0"/>
               <w:left w:val="single" w:sz="6" w:space="0" w:shadow="0" w:frame="0"/>
@@ -99,12 +100,13 @@
     <w:tbl>
       <w:tblPr>
         <w:tblStyle w:val="T2"/>
-        <w:tblW w:w="0" w:type="auto"/>
+        <w:tblLayout w:type="fixed"/>
+        <w:tblW w:w="10928" w:type="dxa"/>
         <w:tblLook w:val="04A0"/>
       </w:tblPr>
       <w:tblGrid>
         <w:gridCol w:w="8642"/>
-        <w:gridCol w:w="2148"/>
+        <w:gridCol w:w="2286"/>
       </w:tblGrid>
       <w:tr>
         <w:tc>
@@ -197,7 +199,7 @@
         </w:tc>
         <w:tc>
           <w:tcPr>
-            <w:tcW w:w="2148" w:type="dxa"/>
+            <w:tcW w:w="2286" w:type="dxa"/>
             <w:vMerge w:val="restart"/>
           </w:tcPr>
           <w:p>
@@ -384,7 +386,7 @@
         </w:tc>
         <w:tc>
           <w:tcPr>
-            <w:tcW w:w="2148" w:type="dxa"/>
+            <w:tcW w:w="2286" w:type="dxa"/>
             <w:vMerge w:val="continue"/>
           </w:tcPr>
           <w:p>
@@ -524,7 +526,7 @@
         </w:tc>
         <w:tc>
           <w:tcPr>
-            <w:tcW w:w="2148" w:type="dxa"/>
+            <w:tcW w:w="2286" w:type="dxa"/>
             <w:vMerge w:val="continue"/>
           </w:tcPr>
           <w:p>
@@ -699,7 +701,7 @@
         </w:tc>
         <w:tc>
           <w:tcPr>
-            <w:tcW w:w="2148" w:type="dxa"/>
+            <w:tcW w:w="2286" w:type="dxa"/>
             <w:vMerge w:val="continue"/>
           </w:tcPr>
           <w:p>
@@ -856,7 +858,7 @@
         </w:tc>
         <w:tc>
           <w:tcPr>
-            <w:tcW w:w="2148" w:type="dxa"/>
+            <w:tcW w:w="2286" w:type="dxa"/>
             <w:vMerge w:val="continue"/>
           </w:tcPr>
           <w:p>
@@ -935,7 +937,7 @@
         </w:tc>
         <w:tc>
           <w:tcPr>
-            <w:tcW w:w="2148" w:type="dxa"/>
+            <w:tcW w:w="2286" w:type="dxa"/>
             <w:vMerge w:val="continue"/>
           </w:tcPr>
           <w:p>
@@ -998,7 +1000,7 @@
         </w:tc>
         <w:tc>
           <w:tcPr>
-            <w:tcW w:w="2148" w:type="dxa"/>
+            <w:tcW w:w="2286" w:type="dxa"/>
             <w:vMerge w:val="continue"/>
           </w:tcPr>
           <w:p>
@@ -1096,7 +1098,7 @@
         </w:tc>
         <w:tc>
           <w:tcPr>
-            <w:tcW w:w="2148" w:type="dxa"/>
+            <w:tcW w:w="2286" w:type="dxa"/>
             <w:vMerge w:val="continue"/>
           </w:tcPr>
           <w:p>
@@ -1278,7 +1280,7 @@
         </w:tc>
         <w:tc>
           <w:tcPr>
-            <w:tcW w:w="2148" w:type="dxa"/>
+            <w:tcW w:w="2286" w:type="dxa"/>
             <w:vMerge w:val="continue"/>
           </w:tcPr>
           <w:p>
@@ -1341,7 +1343,7 @@
         </w:tc>
         <w:tc>
           <w:tcPr>
-            <w:tcW w:w="2148" w:type="dxa"/>
+            <w:tcW w:w="2286" w:type="dxa"/>
             <w:vMerge w:val="continue"/>
           </w:tcPr>
           <w:p>
@@ -1364,7 +1366,7 @@
       <w:tr>
         <w:tc>
           <w:tcPr>
-            <w:tcW w:w="10790" w:type="dxa"/>
+            <w:tcW w:w="10928" w:type="dxa"/>
             <w:gridSpan w:val="2"/>
           </w:tcPr>
           <w:p>
@@ -1523,7 +1525,7 @@
       <w:tr>
         <w:tc>
           <w:tcPr>
-            <w:tcW w:w="10790" w:type="dxa"/>
+            <w:tcW w:w="10928" w:type="dxa"/>
             <w:gridSpan w:val="2"/>
           </w:tcPr>
           <w:p>
@@ -1596,7 +1598,7 @@
       <w:tr>
         <w:tc>
           <w:tcPr>
-            <w:tcW w:w="10790" w:type="dxa"/>
+            <w:tcW w:w="10928" w:type="dxa"/>
             <w:gridSpan w:val="2"/>
           </w:tcPr>
           <w:p>
@@ -1755,7 +1757,7 @@
       <w:tr>
         <w:tc>
           <w:tcPr>
-            <w:tcW w:w="10790" w:type="dxa"/>
+            <w:tcW w:w="10928" w:type="dxa"/>
             <w:gridSpan w:val="2"/>
           </w:tcPr>
           <w:p>
@@ -1895,7 +1897,7 @@
       <w:tr>
         <w:tc>
           <w:tcPr>
-            <w:tcW w:w="10790" w:type="dxa"/>
+            <w:tcW w:w="10928" w:type="dxa"/>
             <w:gridSpan w:val="2"/>
           </w:tcPr>
           <w:p>
@@ -1974,7 +1976,7 @@
       <w:tr>
         <w:tc>
           <w:tcPr>
-            <w:tcW w:w="10790" w:type="dxa"/>
+            <w:tcW w:w="10928" w:type="dxa"/>
             <w:gridSpan w:val="2"/>
           </w:tcPr>
           <w:p>
@@ -2045,7 +2047,7 @@
       <w:tr>
         <w:tc>
           <w:tcPr>
-            <w:tcW w:w="10790" w:type="dxa"/>
+            <w:tcW w:w="10928" w:type="dxa"/>
             <w:gridSpan w:val="2"/>
           </w:tcPr>
           <w:p>
@@ -2089,7 +2091,7 @@
       <w:tr>
         <w:tc>
           <w:tcPr>
-            <w:tcW w:w="10790" w:type="dxa"/>
+            <w:tcW w:w="10928" w:type="dxa"/>
             <w:gridSpan w:val="2"/>
           </w:tcPr>
           <w:p>
@@ -2166,7 +2168,7 @@
       <w:tr>
         <w:tc>
           <w:tcPr>
-            <w:tcW w:w="10790" w:type="dxa"/>
+            <w:tcW w:w="10928" w:type="dxa"/>
             <w:gridSpan w:val="2"/>
           </w:tcPr>
           <w:p>
@@ -2195,7 +2197,7 @@
       <w:tr>
         <w:tc>
           <w:tcPr>
-            <w:tcW w:w="10790" w:type="dxa"/>
+            <w:tcW w:w="10928" w:type="dxa"/>
             <w:gridSpan w:val="2"/>
           </w:tcPr>
           <w:p>
@@ -2269,21 +2271,22 @@
     <w:tbl>
       <w:tblPr>
         <w:tblStyle w:val="T1"/>
-        <w:tblW w:w="0" w:type="auto"/>
+        <w:tblLayout w:type="fixed"/>
+        <w:tblW w:w="10968" w:type="dxa"/>
         <w:tblLook w:val="04A0"/>
       </w:tblPr>
       <w:tblGrid>
-        <w:gridCol w:w="922"/>
-        <w:gridCol w:w="774"/>
-        <w:gridCol w:w="3149"/>
-        <w:gridCol w:w="2482"/>
-        <w:gridCol w:w="2476"/>
-        <w:gridCol w:w="997"/>
+        <w:gridCol w:w="1772"/>
+        <w:gridCol w:w="1438"/>
+        <w:gridCol w:w="1840"/>
+        <w:gridCol w:w="1698"/>
+        <w:gridCol w:w="2842"/>
+        <w:gridCol w:w="1378"/>
       </w:tblGrid>
       <w:tr>
         <w:tc>
           <w:tcPr>
-            <w:tcW w:w="1800" w:type="dxa"/>
+            <w:tcW w:w="1772" w:type="dxa"/>
           </w:tcPr>
           <w:p>
             <w:pPr>
@@ -2384,7 +2387,7 @@
         </w:tc>
         <w:tc>
           <w:tcPr>
-            <w:tcW w:w="1800" w:type="dxa"/>
+            <w:tcW w:w="1438" w:type="dxa"/>
           </w:tcPr>
           <w:p>
             <w:pPr>
@@ -2462,7 +2465,7 @@
         </w:tc>
         <w:tc>
           <w:tcPr>
-            <w:tcW w:w="1800" w:type="dxa"/>
+            <w:tcW w:w="1840" w:type="dxa"/>
           </w:tcPr>
           <w:p>
             <w:pPr>
@@ -2540,7 +2543,7 @@
         </w:tc>
         <w:tc>
           <w:tcPr>
-            <w:tcW w:w="1800" w:type="dxa"/>
+            <w:tcW w:w="1698" w:type="dxa"/>
           </w:tcPr>
           <w:p>
             <w:pPr>
@@ -2578,7 +2581,7 @@
         </w:tc>
         <w:tc>
           <w:tcPr>
-            <w:tcW w:w="1800" w:type="dxa"/>
+            <w:tcW w:w="2842" w:type="dxa"/>
           </w:tcPr>
           <w:p>
             <w:pPr>
@@ -2648,7 +2651,7 @@
         </w:tc>
         <w:tc>
           <w:tcPr>
-            <w:tcW w:w="1800" w:type="dxa"/>
+            <w:tcW w:w="1378" w:type="dxa"/>
           </w:tcPr>
           <w:p>
             <w:pPr>
@@ -2736,7 +2739,7 @@
       <w:tr>
         <w:tc>
           <w:tcPr>
-            <w:tcW w:w="1800" w:type="dxa"/>
+            <w:tcW w:w="1772" w:type="dxa"/>
             <w:vMerge w:val="restart"/>
           </w:tcPr>
           <w:p>
@@ -2750,20 +2753,20 @@
         </w:tc>
         <w:tc>
           <w:tcPr>
-            <w:tcW w:w="1800" w:type="dxa"/>
-          </w:tcPr>
-          <w:p>
-            <w:pPr>
-              <w:pStyle w:val="P0"/>
-              <w:rPr>
-                <w:rFonts w:ascii="Times New Roman" w:hAnsi="Times New Roman"/>
-              </w:rPr>
-            </w:pPr>
-          </w:p>
-        </w:tc>
-        <w:tc>
-          <w:tcPr>
-            <w:tcW w:w="1800" w:type="dxa"/>
+            <w:tcW w:w="1438" w:type="dxa"/>
+          </w:tcPr>
+          <w:p>
+            <w:pPr>
+              <w:pStyle w:val="P0"/>
+              <w:rPr>
+                <w:rFonts w:ascii="Times New Roman" w:hAnsi="Times New Roman"/>
+              </w:rPr>
+            </w:pPr>
+          </w:p>
+        </w:tc>
+        <w:tc>
+          <w:tcPr>
+            <w:tcW w:w="1840" w:type="dxa"/>
           </w:tcPr>
           <w:p>
             <w:pPr>
@@ -2812,7 +2815,7 @@
         </w:tc>
         <w:tc>
           <w:tcPr>
-            <w:tcW w:w="1800" w:type="dxa"/>
+            <w:tcW w:w="1698" w:type="dxa"/>
           </w:tcPr>
           <w:p>
             <w:pPr>
@@ -2861,7 +2864,7 @@
         </w:tc>
         <w:tc>
           <w:tcPr>
-            <w:tcW w:w="1800" w:type="dxa"/>
+            <w:tcW w:w="2842" w:type="dxa"/>
           </w:tcPr>
           <w:p>
             <w:pPr>
@@ -2952,7 +2955,7 @@
         </w:tc>
         <w:tc>
           <w:tcPr>
-            <w:tcW w:w="1800" w:type="dxa"/>
+            <w:tcW w:w="1378" w:type="dxa"/>
           </w:tcPr>
           <w:p>
             <w:pPr>
@@ -2975,7 +2978,7 @@
       <w:tr>
         <w:tc>
           <w:tcPr>
-            <w:tcW w:w="1800" w:type="dxa"/>
+            <w:tcW w:w="1772" w:type="dxa"/>
             <w:vMerge w:val="continue"/>
           </w:tcPr>
           <w:p>
@@ -2989,59 +2992,59 @@
         </w:tc>
         <w:tc>
           <w:tcPr>
-            <w:tcW w:w="1800" w:type="dxa"/>
-          </w:tcPr>
-          <w:p>
-            <w:pPr>
-              <w:pStyle w:val="P0"/>
-              <w:rPr>
-                <w:rFonts w:ascii="Times New Roman" w:hAnsi="Times New Roman"/>
-              </w:rPr>
-            </w:pPr>
-          </w:p>
-        </w:tc>
-        <w:tc>
-          <w:tcPr>
-            <w:tcW w:w="1800" w:type="dxa"/>
-          </w:tcPr>
-          <w:p>
-            <w:pPr>
-              <w:pStyle w:val="P0"/>
-              <w:rPr>
-                <w:rFonts w:ascii="Times New Roman" w:hAnsi="Times New Roman"/>
-              </w:rPr>
-            </w:pPr>
-          </w:p>
-        </w:tc>
-        <w:tc>
-          <w:tcPr>
-            <w:tcW w:w="1800" w:type="dxa"/>
-          </w:tcPr>
-          <w:p>
-            <w:pPr>
-              <w:pStyle w:val="P0"/>
-              <w:rPr>
-                <w:rFonts w:ascii="Times New Roman" w:hAnsi="Times New Roman"/>
-              </w:rPr>
-            </w:pPr>
-          </w:p>
-        </w:tc>
-        <w:tc>
-          <w:tcPr>
-            <w:tcW w:w="1800" w:type="dxa"/>
-          </w:tcPr>
-          <w:p>
-            <w:pPr>
-              <w:pStyle w:val="P0"/>
-              <w:rPr>
-                <w:rFonts w:ascii="Times New Roman" w:hAnsi="Times New Roman"/>
-              </w:rPr>
-            </w:pPr>
-          </w:p>
-        </w:tc>
-        <w:tc>
-          <w:tcPr>
-            <w:tcW w:w="1800" w:type="dxa"/>
+            <w:tcW w:w="1438" w:type="dxa"/>
+          </w:tcPr>
+          <w:p>
+            <w:pPr>
+              <w:pStyle w:val="P0"/>
+              <w:rPr>
+                <w:rFonts w:ascii="Times New Roman" w:hAnsi="Times New Roman"/>
+              </w:rPr>
+            </w:pPr>
+          </w:p>
+        </w:tc>
+        <w:tc>
+          <w:tcPr>
+            <w:tcW w:w="1840" w:type="dxa"/>
+          </w:tcPr>
+          <w:p>
+            <w:pPr>
+              <w:pStyle w:val="P0"/>
+              <w:rPr>
+                <w:rFonts w:ascii="Times New Roman" w:hAnsi="Times New Roman"/>
+              </w:rPr>
+            </w:pPr>
+          </w:p>
+        </w:tc>
+        <w:tc>
+          <w:tcPr>
+            <w:tcW w:w="1698" w:type="dxa"/>
+          </w:tcPr>
+          <w:p>
+            <w:pPr>
+              <w:pStyle w:val="P0"/>
+              <w:rPr>
+                <w:rFonts w:ascii="Times New Roman" w:hAnsi="Times New Roman"/>
+              </w:rPr>
+            </w:pPr>
+          </w:p>
+        </w:tc>
+        <w:tc>
+          <w:tcPr>
+            <w:tcW w:w="2842" w:type="dxa"/>
+          </w:tcPr>
+          <w:p>
+            <w:pPr>
+              <w:pStyle w:val="P0"/>
+              <w:rPr>
+                <w:rFonts w:ascii="Times New Roman" w:hAnsi="Times New Roman"/>
+              </w:rPr>
+            </w:pPr>
+          </w:p>
+        </w:tc>
+        <w:tc>
+          <w:tcPr>
+            <w:tcW w:w="1378" w:type="dxa"/>
           </w:tcPr>
           <w:p>
             <w:pPr>
@@ -3073,18 +3076,19 @@
     <w:tbl>
       <w:tblPr>
         <w:tblStyle w:val="T1"/>
-        <w:tblW w:w="0" w:type="auto"/>
+        <w:tblLayout w:type="fixed"/>
+        <w:tblW w:w="10989" w:type="dxa"/>
         <w:tblLook w:val="04A0"/>
       </w:tblPr>
       <w:tblGrid>
-        <w:gridCol w:w="3600"/>
-        <w:gridCol w:w="3600"/>
-        <w:gridCol w:w="3600"/>
+        <w:gridCol w:w="3468"/>
+        <w:gridCol w:w="3488"/>
+        <w:gridCol w:w="4033"/>
       </w:tblGrid>
       <w:tr>
         <w:tc>
           <w:tcPr>
-            <w:tcW w:w="3600" w:type="dxa"/>
+            <w:tcW w:w="3468" w:type="dxa"/>
           </w:tcPr>
           <w:p>
             <w:pPr>
@@ -3187,7 +3191,7 @@
         </w:tc>
         <w:tc>
           <w:tcPr>
-            <w:tcW w:w="3600" w:type="dxa"/>
+            <w:tcW w:w="3488" w:type="dxa"/>
           </w:tcPr>
           <w:p>
             <w:pPr>
@@ -3249,7 +3253,7 @@
         </w:tc>
         <w:tc>
           <w:tcPr>
-            <w:tcW w:w="3600" w:type="dxa"/>
+            <w:tcW w:w="4033" w:type="dxa"/>
           </w:tcPr>
           <w:p>
             <w:pPr>
@@ -3329,7 +3333,7 @@
       <w:tr>
         <w:tc>
           <w:tcPr>
-            <w:tcW w:w="3600" w:type="dxa"/>
+            <w:tcW w:w="3468" w:type="dxa"/>
           </w:tcPr>
           <w:p>
             <w:pPr>
@@ -3462,7 +3466,7 @@
         </w:tc>
         <w:tc>
           <w:tcPr>
-            <w:tcW w:w="3600" w:type="dxa"/>
+            <w:tcW w:w="3488" w:type="dxa"/>
           </w:tcPr>
           <w:p>
             <w:pPr>
@@ -3511,7 +3515,7 @@
         </w:tc>
         <w:tc>
           <w:tcPr>
-            <w:tcW w:w="3600" w:type="dxa"/>
+            <w:tcW w:w="4033" w:type="dxa"/>
           </w:tcPr>
           <w:p>
             <w:pPr>
@@ -3562,74 +3566,33 @@
       <w:tr>
         <w:tc>
           <w:tcPr>
-            <w:tcW w:w="3600" w:type="dxa"/>
-          </w:tcPr>
-          <w:p>
-            <w:pPr>
-              <w:pStyle w:val="P0"/>
-              <w:rPr>
-                <w:rFonts w:ascii="Times New Roman" w:hAnsi="Times New Roman"/>
-              </w:rPr>
-            </w:pPr>
-          </w:p>
-        </w:tc>
-        <w:tc>
-          <w:tcPr>
-            <w:tcW w:w="3600" w:type="dxa"/>
-          </w:tcPr>
-          <w:p>
-            <w:pPr>
-              <w:pStyle w:val="P0"/>
-              <w:rPr>
-                <w:rFonts w:ascii="Times New Roman" w:hAnsi="Times New Roman"/>
-              </w:rPr>
-            </w:pPr>
-          </w:p>
-        </w:tc>
-        <w:tc>
-          <w:tcPr>
-            <w:tcW w:w="3600" w:type="dxa"/>
-          </w:tcPr>
-          <w:p>
-            <w:pPr>
-              <w:pStyle w:val="P0"/>
-              <w:rPr>
-                <w:rFonts w:ascii="Times New Roman" w:hAnsi="Times New Roman"/>
-              </w:rPr>
-            </w:pPr>
-          </w:p>
-        </w:tc>
-      </w:tr>
-      <w:tr>
-        <w:tc>
-          <w:tcPr>
-            <w:tcW w:w="3600" w:type="dxa"/>
-          </w:tcPr>
-          <w:p>
-            <w:pPr>
-              <w:pStyle w:val="P0"/>
-              <w:rPr>
-                <w:rFonts w:ascii="Times New Roman" w:hAnsi="Times New Roman"/>
-              </w:rPr>
-            </w:pPr>
-          </w:p>
-        </w:tc>
-        <w:tc>
-          <w:tcPr>
-            <w:tcW w:w="3600" w:type="dxa"/>
-          </w:tcPr>
-          <w:p>
-            <w:pPr>
-              <w:pStyle w:val="P0"/>
-              <w:rPr>
-                <w:rFonts w:ascii="Times New Roman" w:hAnsi="Times New Roman"/>
-              </w:rPr>
-            </w:pPr>
-          </w:p>
-        </w:tc>
-        <w:tc>
-          <w:tcPr>
-            <w:tcW w:w="3600" w:type="dxa"/>
+            <w:tcW w:w="3468" w:type="dxa"/>
+          </w:tcPr>
+          <w:p>
+            <w:pPr>
+              <w:pStyle w:val="P0"/>
+              <w:rPr>
+                <w:rFonts w:ascii="Times New Roman" w:hAnsi="Times New Roman"/>
+              </w:rPr>
+            </w:pPr>
+          </w:p>
+        </w:tc>
+        <w:tc>
+          <w:tcPr>
+            <w:tcW w:w="3488" w:type="dxa"/>
+          </w:tcPr>
+          <w:p>
+            <w:pPr>
+              <w:pStyle w:val="P0"/>
+              <w:rPr>
+                <w:rFonts w:ascii="Times New Roman" w:hAnsi="Times New Roman"/>
+              </w:rPr>
+            </w:pPr>
+          </w:p>
+        </w:tc>
+        <w:tc>
+          <w:tcPr>
+            <w:tcW w:w="4033" w:type="dxa"/>
           </w:tcPr>
           <w:p>
             <w:pPr>
@@ -3653,19 +3616,20 @@
     <w:tbl>
       <w:tblPr>
         <w:tblStyle w:val="T1"/>
-        <w:tblW w:w="0" w:type="auto"/>
+        <w:tblLayout w:type="fixed"/>
+        <w:tblW w:w="11007" w:type="dxa"/>
         <w:tblLook w:val="04A0"/>
       </w:tblPr>
       <w:tblGrid>
-        <w:gridCol w:w="2949"/>
-        <w:gridCol w:w="2538"/>
-        <w:gridCol w:w="2538"/>
-        <w:gridCol w:w="2775"/>
+        <w:gridCol w:w="2886"/>
+        <w:gridCol w:w="2436"/>
+        <w:gridCol w:w="2436"/>
+        <w:gridCol w:w="3249"/>
       </w:tblGrid>
       <w:tr>
         <w:tc>
           <w:tcPr>
-            <w:tcW w:w="14400" w:type="dxa"/>
+            <w:tcW w:w="11007" w:type="dxa"/>
             <w:gridSpan w:val="4"/>
           </w:tcPr>
           <w:p>
@@ -3754,7 +3718,7 @@
       <w:tr>
         <w:tc>
           <w:tcPr>
-            <w:tcW w:w="3600" w:type="dxa"/>
+            <w:tcW w:w="2886" w:type="dxa"/>
           </w:tcPr>
           <w:p>
             <w:pPr>
@@ -3807,7 +3771,7 @@
         </w:tc>
         <w:tc>
           <w:tcPr>
-            <w:tcW w:w="7200" w:type="dxa"/>
+            <w:tcW w:w="4872" w:type="dxa"/>
             <w:gridSpan w:val="2"/>
           </w:tcPr>
           <w:p>
@@ -3821,7 +3785,7 @@
         </w:tc>
         <w:tc>
           <w:tcPr>
-            <w:tcW w:w="3600" w:type="dxa"/>
+            <w:tcW w:w="3249" w:type="dxa"/>
           </w:tcPr>
           <w:p>
             <w:pPr>
@@ -3836,7 +3800,7 @@
       <w:tr>
         <w:tc>
           <w:tcPr>
-            <w:tcW w:w="3600" w:type="dxa"/>
+            <w:tcW w:w="2886" w:type="dxa"/>
           </w:tcPr>
           <w:p>
             <w:pPr>
@@ -3889,39 +3853,112 @@
         </w:tc>
         <w:tc>
           <w:tcPr>
-            <w:tcW w:w="3600" w:type="dxa"/>
-          </w:tcPr>
-          <w:p>
-            <w:pPr>
-              <w:pStyle w:val="P0"/>
-              <w:rPr>
-                <w:rFonts w:ascii="Times New Roman" w:hAnsi="Times New Roman"/>
-              </w:rPr>
-            </w:pPr>
-          </w:p>
-        </w:tc>
-        <w:tc>
-          <w:tcPr>
-            <w:tcW w:w="3600" w:type="dxa"/>
-          </w:tcPr>
-          <w:p>
-            <w:pPr>
-              <w:pStyle w:val="P0"/>
-              <w:rPr>
-                <w:rFonts w:ascii="Times New Roman" w:hAnsi="Times New Roman"/>
-              </w:rPr>
-            </w:pPr>
-          </w:p>
-        </w:tc>
-        <w:tc>
-          <w:tcPr>
-            <w:tcW w:w="3600" w:type="dxa"/>
-          </w:tcPr>
-          <w:p>
-            <w:pPr>
-              <w:pStyle w:val="P0"/>
-              <w:rPr>
-                <w:rFonts w:ascii="Times New Roman" w:hAnsi="Times New Roman"/>
+            <w:tcW w:w="2436" w:type="dxa"/>
+          </w:tcPr>
+          <w:p>
+            <w:pPr>
+              <w:pStyle w:val="P0"/>
+              <w:rPr>
+                <w:rFonts w:ascii="Times New Roman" w:hAnsi="Times New Roman"/>
+                <w:b w:val="1"/>
+              </w:rPr>
+            </w:pPr>
+            <w:r>
+              <w:rPr>
+                <w:rFonts w:ascii="Times New Roman" w:hAnsi="Times New Roman"/>
+                <w:b w:val="1"/>
+              </w:rPr>
+              <w:fldChar w:fldCharType="begin"/>
+            </w:r>
+            <w:r>
+              <w:rPr>
+                <w:rFonts w:ascii="Times New Roman" w:hAnsi="Times New Roman"/>
+                <w:b w:val="1"/>
+              </w:rPr>
+              <w:instrText xml:space="preserve">MERGEFIELD Passport_Number</w:instrText>
+            </w:r>
+            <w:r>
+              <w:rPr>
+                <w:rFonts w:ascii="Times New Roman" w:hAnsi="Times New Roman"/>
+                <w:b w:val="1"/>
+              </w:rPr>
+              <w:fldChar w:fldCharType="separate"/>
+            </w:r>
+            <w:r>
+              <w:rPr>
+                <w:rFonts w:ascii="Times New Roman" w:hAnsi="Times New Roman"/>
+                <w:b w:val="1"/>
+              </w:rPr>
+              <w:t>&lt;&lt;Passport_Number&gt;&gt;</w:t>
+            </w:r>
+            <w:r>
+              <w:rPr>
+                <w:rFonts w:ascii="Times New Roman" w:hAnsi="Times New Roman"/>
+                <w:b w:val="1"/>
+              </w:rPr>
+              <w:fldChar w:fldCharType="end"/>
+            </w:r>
+          </w:p>
+        </w:tc>
+        <w:tc>
+          <w:tcPr>
+            <w:tcW w:w="2436" w:type="dxa"/>
+          </w:tcPr>
+          <w:p>
+            <w:pPr>
+              <w:pStyle w:val="P0"/>
+              <w:rPr>
+                <w:rFonts w:ascii="Times New Roman" w:hAnsi="Times New Roman"/>
+                <w:b w:val="1"/>
+              </w:rPr>
+            </w:pPr>
+            <w:r>
+              <w:rPr>
+                <w:rFonts w:ascii="Times New Roman" w:hAnsi="Times New Roman"/>
+                <w:b w:val="1"/>
+              </w:rPr>
+              <w:fldChar w:fldCharType="begin"/>
+            </w:r>
+            <w:r>
+              <w:rPr>
+                <w:rFonts w:ascii="Times New Roman" w:hAnsi="Times New Roman"/>
+                <w:b w:val="1"/>
+              </w:rPr>
+              <w:instrText xml:space="preserve">MERGEFIELD Passport_ExpirationDateText</w:instrText>
+            </w:r>
+            <w:r>
+              <w:rPr>
+                <w:rFonts w:ascii="Times New Roman" w:hAnsi="Times New Roman"/>
+                <w:b w:val="1"/>
+              </w:rPr>
+              <w:fldChar w:fldCharType="separate"/>
+            </w:r>
+            <w:r>
+              <w:rPr>
+                <w:rFonts w:ascii="Times New Roman" w:hAnsi="Times New Roman"/>
+                <w:b w:val="1"/>
+              </w:rPr>
+              <w:t>&lt;&lt;Passport_ExpirationDateText&gt;&gt;</w:t>
+            </w:r>
+            <w:r>
+              <w:rPr>
+                <w:rFonts w:ascii="Times New Roman" w:hAnsi="Times New Roman"/>
+                <w:b w:val="1"/>
+              </w:rPr>
+              <w:fldChar w:fldCharType="end"/>
+            </w:r>
+          </w:p>
+        </w:tc>
+        <w:tc>
+          <w:tcPr>
+            <w:tcW w:w="3249" w:type="dxa"/>
+          </w:tcPr>
+          <w:p>
+            <w:pPr>
+              <w:pStyle w:val="P0"/>
+              <w:rPr>
+                <w:rFonts w:ascii="Times New Roman" w:hAnsi="Times New Roman"/>
+                <w:b w:val="1"/>
               </w:rPr>
             </w:pPr>
           </w:p>
@@ -3930,7 +3967,7 @@
       <w:tr>
         <w:tc>
           <w:tcPr>
-            <w:tcW w:w="3600" w:type="dxa"/>
+            <w:tcW w:w="2886" w:type="dxa"/>
           </w:tcPr>
           <w:p>
             <w:pPr>
@@ -3967,7 +4004,7 @@
         </w:tc>
         <w:tc>
           <w:tcPr>
-            <w:tcW w:w="7200" w:type="dxa"/>
+            <w:tcW w:w="4872" w:type="dxa"/>
             <w:gridSpan w:val="2"/>
           </w:tcPr>
           <w:p>
@@ -3975,13 +4012,49 @@
               <w:pStyle w:val="P0"/>
               <w:rPr>
                 <w:rFonts w:ascii="Times New Roman" w:hAnsi="Times New Roman"/>
-              </w:rPr>
-            </w:pPr>
-          </w:p>
-        </w:tc>
-        <w:tc>
-          <w:tcPr>
-            <w:tcW w:w="3600" w:type="dxa"/>
+                <w:b w:val="1"/>
+              </w:rPr>
+            </w:pPr>
+            <w:r>
+              <w:rPr>
+                <w:rFonts w:ascii="Times New Roman" w:hAnsi="Times New Roman"/>
+                <w:b w:val="1"/>
+              </w:rPr>
+              <w:fldChar w:fldCharType="begin"/>
+            </w:r>
+            <w:r>
+              <w:rPr>
+                <w:rFonts w:ascii="Times New Roman" w:hAnsi="Times New Roman"/>
+                <w:b w:val="1"/>
+              </w:rPr>
+              <w:instrText xml:space="preserve">MERGEFIELD Person_NationalityCode</w:instrText>
+            </w:r>
+            <w:r>
+              <w:rPr>
+                <w:rFonts w:ascii="Times New Roman" w:hAnsi="Times New Roman"/>
+                <w:b w:val="1"/>
+              </w:rPr>
+              <w:fldChar w:fldCharType="separate"/>
+            </w:r>
+            <w:r>
+              <w:rPr>
+                <w:rFonts w:ascii="Times New Roman" w:hAnsi="Times New Roman"/>
+                <w:b w:val="1"/>
+              </w:rPr>
+              <w:t>&lt;&lt;Person_NationalityCode&gt;&gt;</w:t>
+            </w:r>
+            <w:r>
+              <w:rPr>
+                <w:rFonts w:ascii="Times New Roman" w:hAnsi="Times New Roman"/>
+                <w:b w:val="1"/>
+              </w:rPr>
+              <w:fldChar w:fldCharType="end"/>
+            </w:r>
+          </w:p>
+        </w:tc>
+        <w:tc>
+          <w:tcPr>
+            <w:tcW w:w="3249" w:type="dxa"/>
           </w:tcPr>
           <w:p>
             <w:pPr>
@@ -3993,18 +4066,24 @@
               </w:pBdr>
               <w:pStyle w:val="P0"/>
               <w:rPr>
+                <w:rFonts w:ascii="Times New Roman" w:hAnsi="Times New Roman"/>
+              </w:rPr>
+            </w:pPr>
+            <w:r>
+              <w:rPr>
                 <w:rFonts w:ascii="Times New Roman CE" w:hAnsi="Times New Roman CE"/>
                 <w:color w:val="000000"/>
                 <w:sz w:val="26"/>
               </w:rPr>
-            </w:pPr>
+              <w:t xml:space="preserve">Esas we </w:t>
+            </w:r>
             <w:r>
               <w:rPr>
                 <w:rFonts w:ascii="Times New Roman CE" w:hAnsi="Times New Roman CE"/>
                 <w:color w:val="000000"/>
                 <w:sz w:val="26"/>
               </w:rPr>
-              <w:t xml:space="preserve">Esas we </w:t>
+              <w:t>ýazgyň</w:t>
             </w:r>
             <w:r>
               <w:rPr>
@@ -4012,24 +4091,8 @@
                 <w:color w:val="000000"/>
                 <w:sz w:val="26"/>
               </w:rPr>
-              <w:t>ýazgyň</w:t>
-            </w:r>
-            <w:r>
-              <w:rPr>
-                <w:rFonts w:ascii="Times New Roman CE" w:hAnsi="Times New Roman CE"/>
-                <w:color w:val="000000"/>
-                <w:sz w:val="26"/>
-              </w:rPr>
               <w:t xml:space="preserve"> wagty</w:t>
             </w:r>
-          </w:p>
-          <w:p>
-            <w:pPr>
-              <w:pStyle w:val="P0"/>
-              <w:rPr>
-                <w:rFonts w:ascii="Times New Roman" w:hAnsi="Times New Roman"/>
-              </w:rPr>
-            </w:pPr>
           </w:p>
         </w:tc>
       </w:tr>
@@ -4048,8 +4111,8 @@
       <w:headerReference w:type="default" r:id="header9"/>
       <w:footerReference w:type="default" r:id="footer10"/>
       <w:type w:val="nextPage"/>
-      <w:pgSz w:w="12240" w:h="15840"/>
-      <w:pgMar w:left="720" w:right="720" w:top="864" w:bottom="720" w:header="144" w:footer="288"/>
+      <w:pgSz w:w="11907" w:h="16839"/>
+      <w:pgMar w:left="360" w:right="360" w:top="720" w:bottom="720" w:header="144" w:footer="288"/>
       <w:cols w:equalWidth="1" w:space="720"/>
     </w:sectPr>
   </w:body>
